--- a/outputs/Table_S6_Hyperparameters.docx
+++ b/outputs/Table_S6_Hyperparameters.docx
@@ -51,6 +51,12 @@
         <w:jc w:val="center"/>
         <w:tblLayout w:type="fixed"/>
         <w:tblLook w:firstColumn="1" w:firstRow="1" w:lastColumn="0" w:lastRow="0" w:noHBand="0" w:noVBand="1" w:val="04A0"/>
+        <w:tblCellMar>
+          <w:top w:w="60" w:type="dxa"/>
+          <w:bottom w:w="60" w:type="dxa"/>
+          <w:left w:w="100" w:type="dxa"/>
+          <w:right w:w="100" w:type="dxa"/>
+        </w:tblCellMar>
       </w:tblPr>
       <w:tblGrid>
         <w:gridCol w:w="1701"/>
@@ -63,12 +69,19 @@
         <w:tc>
           <w:tcPr>
             <w:tcW w:type="dxa" w:w="1701"/>
+            <w:tcBorders>
+              <w:top w:val="single" w:sz="18" w:color="000000" w:space="0"/>
+              <w:bottom w:val="single" w:sz="8" w:color="000000" w:space="0"/>
+              <w:left w:val="nil"/>
+              <w:right w:val="nil"/>
+              <w:insideH w:val="nil"/>
+              <w:insideV w:val="nil"/>
+            </w:tcBorders>
           </w:tcPr>
           <w:p>
             <w:pPr>
               <w:jc w:val="center"/>
             </w:pPr>
-            <w:r/>
             <w:r>
               <w:rPr>
                 <w:rFonts w:ascii="Times New Roman" w:hAnsi="Times New Roman" w:cs="Times New Roman" w:eastAsia="Times New Roman"/>
@@ -83,12 +96,19 @@
         <w:tc>
           <w:tcPr>
             <w:tcW w:type="dxa" w:w="1304"/>
+            <w:tcBorders>
+              <w:top w:val="single" w:sz="18" w:color="000000" w:space="0"/>
+              <w:bottom w:val="single" w:sz="8" w:color="000000" w:space="0"/>
+              <w:left w:val="nil"/>
+              <w:right w:val="nil"/>
+              <w:insideH w:val="nil"/>
+              <w:insideV w:val="nil"/>
+            </w:tcBorders>
           </w:tcPr>
           <w:p>
             <w:pPr>
               <w:jc w:val="center"/>
             </w:pPr>
-            <w:r/>
             <w:r>
               <w:rPr>
                 <w:rFonts w:ascii="Times New Roman" w:hAnsi="Times New Roman" w:cs="Times New Roman" w:eastAsia="Times New Roman"/>
@@ -103,12 +123,19 @@
         <w:tc>
           <w:tcPr>
             <w:tcW w:type="dxa" w:w="1304"/>
+            <w:tcBorders>
+              <w:top w:val="single" w:sz="18" w:color="000000" w:space="0"/>
+              <w:bottom w:val="single" w:sz="8" w:color="000000" w:space="0"/>
+              <w:left w:val="nil"/>
+              <w:right w:val="nil"/>
+              <w:insideH w:val="nil"/>
+              <w:insideV w:val="nil"/>
+            </w:tcBorders>
           </w:tcPr>
           <w:p>
             <w:pPr>
               <w:jc w:val="center"/>
             </w:pPr>
-            <w:r/>
             <w:r>
               <w:rPr>
                 <w:rFonts w:ascii="Times New Roman" w:hAnsi="Times New Roman" w:cs="Times New Roman" w:eastAsia="Times New Roman"/>
@@ -123,12 +150,19 @@
         <w:tc>
           <w:tcPr>
             <w:tcW w:type="dxa" w:w="1304"/>
+            <w:tcBorders>
+              <w:top w:val="single" w:sz="18" w:color="000000" w:space="0"/>
+              <w:bottom w:val="single" w:sz="8" w:color="000000" w:space="0"/>
+              <w:left w:val="nil"/>
+              <w:right w:val="nil"/>
+              <w:insideH w:val="nil"/>
+              <w:insideV w:val="nil"/>
+            </w:tcBorders>
           </w:tcPr>
           <w:p>
             <w:pPr>
               <w:jc w:val="center"/>
             </w:pPr>
-            <w:r/>
             <w:r>
               <w:rPr>
                 <w:rFonts w:ascii="Times New Roman" w:hAnsi="Times New Roman" w:cs="Times New Roman" w:eastAsia="Times New Roman"/>
@@ -145,12 +179,19 @@
         <w:tc>
           <w:tcPr>
             <w:tcW w:type="dxa" w:w="1304"/>
+            <w:tcBorders>
+              <w:top w:val="single" w:sz="18" w:color="000000" w:space="0"/>
+              <w:bottom w:val="single" w:sz="8" w:color="000000" w:space="0"/>
+              <w:left w:val="nil"/>
+              <w:right w:val="nil"/>
+              <w:insideH w:val="nil"/>
+              <w:insideV w:val="nil"/>
+            </w:tcBorders>
           </w:tcPr>
           <w:p>
             <w:pPr>
               <w:jc w:val="center"/>
             </w:pPr>
-            <w:r/>
             <w:r>
               <w:rPr>
                 <w:rFonts w:ascii="Times New Roman" w:hAnsi="Times New Roman" w:cs="Times New Roman" w:eastAsia="Times New Roman"/>
@@ -167,12 +208,19 @@
         <w:tc>
           <w:tcPr>
             <w:tcW w:type="dxa" w:w="1701"/>
+            <w:tcBorders>
+              <w:top w:val="nil"/>
+              <w:bottom w:val="nil"/>
+              <w:left w:val="nil"/>
+              <w:right w:val="nil"/>
+              <w:insideH w:val="nil"/>
+              <w:insideV w:val="nil"/>
+            </w:tcBorders>
           </w:tcPr>
           <w:p>
             <w:pPr>
               <w:jc w:val="left"/>
             </w:pPr>
-            <w:r/>
             <w:r>
               <w:rPr>
                 <w:rFonts w:ascii="Times New Roman" w:hAnsi="Times New Roman" w:cs="Times New Roman" w:eastAsia="Times New Roman"/>
@@ -187,12 +235,19 @@
         <w:tc>
           <w:tcPr>
             <w:tcW w:type="dxa" w:w="1304"/>
+            <w:tcBorders>
+              <w:top w:val="nil"/>
+              <w:bottom w:val="nil"/>
+              <w:left w:val="nil"/>
+              <w:right w:val="nil"/>
+              <w:insideH w:val="nil"/>
+              <w:insideV w:val="nil"/>
+            </w:tcBorders>
           </w:tcPr>
           <w:p>
             <w:pPr>
               <w:jc w:val="center"/>
             </w:pPr>
-            <w:r/>
             <w:r>
               <w:rPr>
                 <w:rFonts w:ascii="Times New Roman" w:hAnsi="Times New Roman" w:cs="Times New Roman" w:eastAsia="Times New Roman"/>
@@ -207,12 +262,19 @@
         <w:tc>
           <w:tcPr>
             <w:tcW w:type="dxa" w:w="1304"/>
+            <w:tcBorders>
+              <w:top w:val="nil"/>
+              <w:bottom w:val="nil"/>
+              <w:left w:val="nil"/>
+              <w:right w:val="nil"/>
+              <w:insideH w:val="nil"/>
+              <w:insideV w:val="nil"/>
+            </w:tcBorders>
           </w:tcPr>
           <w:p>
             <w:pPr>
               <w:jc w:val="center"/>
             </w:pPr>
-            <w:r/>
             <w:r>
               <w:rPr>
                 <w:rFonts w:ascii="Times New Roman" w:hAnsi="Times New Roman" w:cs="Times New Roman" w:eastAsia="Times New Roman"/>
@@ -227,12 +289,19 @@
         <w:tc>
           <w:tcPr>
             <w:tcW w:type="dxa" w:w="1304"/>
+            <w:tcBorders>
+              <w:top w:val="nil"/>
+              <w:bottom w:val="nil"/>
+              <w:left w:val="nil"/>
+              <w:right w:val="nil"/>
+              <w:insideH w:val="nil"/>
+              <w:insideV w:val="nil"/>
+            </w:tcBorders>
           </w:tcPr>
           <w:p>
             <w:pPr>
               <w:jc w:val="center"/>
             </w:pPr>
-            <w:r/>
             <w:r>
               <w:rPr>
                 <w:rFonts w:ascii="Times New Roman" w:hAnsi="Times New Roman" w:cs="Times New Roman" w:eastAsia="Times New Roman"/>
@@ -247,12 +316,19 @@
         <w:tc>
           <w:tcPr>
             <w:tcW w:type="dxa" w:w="1304"/>
+            <w:tcBorders>
+              <w:top w:val="nil"/>
+              <w:bottom w:val="nil"/>
+              <w:left w:val="nil"/>
+              <w:right w:val="nil"/>
+              <w:insideH w:val="nil"/>
+              <w:insideV w:val="nil"/>
+            </w:tcBorders>
           </w:tcPr>
           <w:p>
             <w:pPr>
               <w:jc w:val="center"/>
             </w:pPr>
-            <w:r/>
             <w:r>
               <w:rPr>
                 <w:rFonts w:ascii="Times New Roman" w:hAnsi="Times New Roman" w:cs="Times New Roman" w:eastAsia="Times New Roman"/>
@@ -269,12 +345,19 @@
         <w:tc>
           <w:tcPr>
             <w:tcW w:type="dxa" w:w="1701"/>
+            <w:tcBorders>
+              <w:top w:val="nil"/>
+              <w:bottom w:val="nil"/>
+              <w:left w:val="nil"/>
+              <w:right w:val="nil"/>
+              <w:insideH w:val="nil"/>
+              <w:insideV w:val="nil"/>
+            </w:tcBorders>
           </w:tcPr>
           <w:p>
             <w:pPr>
               <w:jc w:val="left"/>
             </w:pPr>
-            <w:r/>
             <w:r>
               <w:rPr>
                 <w:rFonts w:ascii="Times New Roman" w:hAnsi="Times New Roman" w:cs="Times New Roman" w:eastAsia="Times New Roman"/>
@@ -289,12 +372,19 @@
         <w:tc>
           <w:tcPr>
             <w:tcW w:type="dxa" w:w="1304"/>
+            <w:tcBorders>
+              <w:top w:val="nil"/>
+              <w:bottom w:val="nil"/>
+              <w:left w:val="nil"/>
+              <w:right w:val="nil"/>
+              <w:insideH w:val="nil"/>
+              <w:insideV w:val="nil"/>
+            </w:tcBorders>
           </w:tcPr>
           <w:p>
             <w:pPr>
               <w:jc w:val="center"/>
             </w:pPr>
-            <w:r/>
             <w:r>
               <w:rPr>
                 <w:rFonts w:ascii="Times New Roman" w:hAnsi="Times New Roman" w:cs="Times New Roman" w:eastAsia="Times New Roman"/>
@@ -309,12 +399,19 @@
         <w:tc>
           <w:tcPr>
             <w:tcW w:type="dxa" w:w="1304"/>
+            <w:tcBorders>
+              <w:top w:val="nil"/>
+              <w:bottom w:val="nil"/>
+              <w:left w:val="nil"/>
+              <w:right w:val="nil"/>
+              <w:insideH w:val="nil"/>
+              <w:insideV w:val="nil"/>
+            </w:tcBorders>
           </w:tcPr>
           <w:p>
             <w:pPr>
               <w:jc w:val="center"/>
             </w:pPr>
-            <w:r/>
             <w:r>
               <w:rPr>
                 <w:rFonts w:ascii="Times New Roman" w:hAnsi="Times New Roman" w:cs="Times New Roman" w:eastAsia="Times New Roman"/>
@@ -329,12 +426,19 @@
         <w:tc>
           <w:tcPr>
             <w:tcW w:type="dxa" w:w="1304"/>
+            <w:tcBorders>
+              <w:top w:val="nil"/>
+              <w:bottom w:val="nil"/>
+              <w:left w:val="nil"/>
+              <w:right w:val="nil"/>
+              <w:insideH w:val="nil"/>
+              <w:insideV w:val="nil"/>
+            </w:tcBorders>
           </w:tcPr>
           <w:p>
             <w:pPr>
               <w:jc w:val="center"/>
             </w:pPr>
-            <w:r/>
             <w:r>
               <w:rPr>
                 <w:rFonts w:ascii="Times New Roman" w:hAnsi="Times New Roman" w:cs="Times New Roman" w:eastAsia="Times New Roman"/>
@@ -349,12 +453,19 @@
         <w:tc>
           <w:tcPr>
             <w:tcW w:type="dxa" w:w="1304"/>
+            <w:tcBorders>
+              <w:top w:val="nil"/>
+              <w:bottom w:val="nil"/>
+              <w:left w:val="nil"/>
+              <w:right w:val="nil"/>
+              <w:insideH w:val="nil"/>
+              <w:insideV w:val="nil"/>
+            </w:tcBorders>
           </w:tcPr>
           <w:p>
             <w:pPr>
               <w:jc w:val="center"/>
             </w:pPr>
-            <w:r/>
             <w:r>
               <w:rPr>
                 <w:rFonts w:ascii="Times New Roman" w:hAnsi="Times New Roman" w:cs="Times New Roman" w:eastAsia="Times New Roman"/>
@@ -371,12 +482,19 @@
         <w:tc>
           <w:tcPr>
             <w:tcW w:type="dxa" w:w="1701"/>
+            <w:tcBorders>
+              <w:top w:val="nil"/>
+              <w:bottom w:val="nil"/>
+              <w:left w:val="nil"/>
+              <w:right w:val="nil"/>
+              <w:insideH w:val="nil"/>
+              <w:insideV w:val="nil"/>
+            </w:tcBorders>
           </w:tcPr>
           <w:p>
             <w:pPr>
               <w:jc w:val="left"/>
             </w:pPr>
-            <w:r/>
             <w:r>
               <w:rPr>
                 <w:rFonts w:ascii="Times New Roman" w:hAnsi="Times New Roman" w:cs="Times New Roman" w:eastAsia="Times New Roman"/>
@@ -391,12 +509,19 @@
         <w:tc>
           <w:tcPr>
             <w:tcW w:type="dxa" w:w="1304"/>
+            <w:tcBorders>
+              <w:top w:val="nil"/>
+              <w:bottom w:val="nil"/>
+              <w:left w:val="nil"/>
+              <w:right w:val="nil"/>
+              <w:insideH w:val="nil"/>
+              <w:insideV w:val="nil"/>
+            </w:tcBorders>
           </w:tcPr>
           <w:p>
             <w:pPr>
               <w:jc w:val="center"/>
             </w:pPr>
-            <w:r/>
             <w:r>
               <w:rPr>
                 <w:rFonts w:ascii="Times New Roman" w:hAnsi="Times New Roman" w:cs="Times New Roman" w:eastAsia="Times New Roman"/>
@@ -411,12 +536,19 @@
         <w:tc>
           <w:tcPr>
             <w:tcW w:type="dxa" w:w="1304"/>
+            <w:tcBorders>
+              <w:top w:val="nil"/>
+              <w:bottom w:val="nil"/>
+              <w:left w:val="nil"/>
+              <w:right w:val="nil"/>
+              <w:insideH w:val="nil"/>
+              <w:insideV w:val="nil"/>
+            </w:tcBorders>
           </w:tcPr>
           <w:p>
             <w:pPr>
               <w:jc w:val="center"/>
             </w:pPr>
-            <w:r/>
             <w:r>
               <w:rPr>
                 <w:rFonts w:ascii="Times New Roman" w:hAnsi="Times New Roman" w:cs="Times New Roman" w:eastAsia="Times New Roman"/>
@@ -431,12 +563,19 @@
         <w:tc>
           <w:tcPr>
             <w:tcW w:type="dxa" w:w="1304"/>
+            <w:tcBorders>
+              <w:top w:val="nil"/>
+              <w:bottom w:val="nil"/>
+              <w:left w:val="nil"/>
+              <w:right w:val="nil"/>
+              <w:insideH w:val="nil"/>
+              <w:insideV w:val="nil"/>
+            </w:tcBorders>
           </w:tcPr>
           <w:p>
             <w:pPr>
               <w:jc w:val="center"/>
             </w:pPr>
-            <w:r/>
             <w:r>
               <w:rPr>
                 <w:rFonts w:ascii="Times New Roman" w:hAnsi="Times New Roman" w:cs="Times New Roman" w:eastAsia="Times New Roman"/>
@@ -451,12 +590,19 @@
         <w:tc>
           <w:tcPr>
             <w:tcW w:type="dxa" w:w="1304"/>
+            <w:tcBorders>
+              <w:top w:val="nil"/>
+              <w:bottom w:val="nil"/>
+              <w:left w:val="nil"/>
+              <w:right w:val="nil"/>
+              <w:insideH w:val="nil"/>
+              <w:insideV w:val="nil"/>
+            </w:tcBorders>
           </w:tcPr>
           <w:p>
             <w:pPr>
               <w:jc w:val="center"/>
             </w:pPr>
-            <w:r/>
             <w:r>
               <w:rPr>
                 <w:rFonts w:ascii="Times New Roman" w:hAnsi="Times New Roman" w:cs="Times New Roman" w:eastAsia="Times New Roman"/>
@@ -473,12 +619,19 @@
         <w:tc>
           <w:tcPr>
             <w:tcW w:type="dxa" w:w="1701"/>
+            <w:tcBorders>
+              <w:top w:val="nil"/>
+              <w:bottom w:val="nil"/>
+              <w:left w:val="nil"/>
+              <w:right w:val="nil"/>
+              <w:insideH w:val="nil"/>
+              <w:insideV w:val="nil"/>
+            </w:tcBorders>
           </w:tcPr>
           <w:p>
             <w:pPr>
               <w:jc w:val="left"/>
             </w:pPr>
-            <w:r/>
             <w:r>
               <w:rPr>
                 <w:rFonts w:ascii="Times New Roman" w:hAnsi="Times New Roman" w:cs="Times New Roman" w:eastAsia="Times New Roman"/>
@@ -493,12 +646,19 @@
         <w:tc>
           <w:tcPr>
             <w:tcW w:type="dxa" w:w="1304"/>
+            <w:tcBorders>
+              <w:top w:val="nil"/>
+              <w:bottom w:val="nil"/>
+              <w:left w:val="nil"/>
+              <w:right w:val="nil"/>
+              <w:insideH w:val="nil"/>
+              <w:insideV w:val="nil"/>
+            </w:tcBorders>
           </w:tcPr>
           <w:p>
             <w:pPr>
               <w:jc w:val="center"/>
             </w:pPr>
-            <w:r/>
             <w:r>
               <w:rPr>
                 <w:rFonts w:ascii="Times New Roman" w:hAnsi="Times New Roman" w:cs="Times New Roman" w:eastAsia="Times New Roman"/>
@@ -513,12 +673,19 @@
         <w:tc>
           <w:tcPr>
             <w:tcW w:type="dxa" w:w="1304"/>
+            <w:tcBorders>
+              <w:top w:val="nil"/>
+              <w:bottom w:val="nil"/>
+              <w:left w:val="nil"/>
+              <w:right w:val="nil"/>
+              <w:insideH w:val="nil"/>
+              <w:insideV w:val="nil"/>
+            </w:tcBorders>
           </w:tcPr>
           <w:p>
             <w:pPr>
               <w:jc w:val="center"/>
             </w:pPr>
-            <w:r/>
             <w:r>
               <w:rPr>
                 <w:rFonts w:ascii="Times New Roman" w:hAnsi="Times New Roman" w:cs="Times New Roman" w:eastAsia="Times New Roman"/>
@@ -533,12 +700,19 @@
         <w:tc>
           <w:tcPr>
             <w:tcW w:type="dxa" w:w="1304"/>
+            <w:tcBorders>
+              <w:top w:val="nil"/>
+              <w:bottom w:val="nil"/>
+              <w:left w:val="nil"/>
+              <w:right w:val="nil"/>
+              <w:insideH w:val="nil"/>
+              <w:insideV w:val="nil"/>
+            </w:tcBorders>
           </w:tcPr>
           <w:p>
             <w:pPr>
               <w:jc w:val="center"/>
             </w:pPr>
-            <w:r/>
             <w:r>
               <w:rPr>
                 <w:rFonts w:ascii="Times New Roman" w:hAnsi="Times New Roman" w:cs="Times New Roman" w:eastAsia="Times New Roman"/>
@@ -553,12 +727,19 @@
         <w:tc>
           <w:tcPr>
             <w:tcW w:type="dxa" w:w="1304"/>
+            <w:tcBorders>
+              <w:top w:val="nil"/>
+              <w:bottom w:val="nil"/>
+              <w:left w:val="nil"/>
+              <w:right w:val="nil"/>
+              <w:insideH w:val="nil"/>
+              <w:insideV w:val="nil"/>
+            </w:tcBorders>
           </w:tcPr>
           <w:p>
             <w:pPr>
               <w:jc w:val="center"/>
             </w:pPr>
-            <w:r/>
             <w:r>
               <w:rPr>
                 <w:rFonts w:ascii="Times New Roman" w:hAnsi="Times New Roman" w:cs="Times New Roman" w:eastAsia="Times New Roman"/>
@@ -575,12 +756,19 @@
         <w:tc>
           <w:tcPr>
             <w:tcW w:type="dxa" w:w="1701"/>
+            <w:tcBorders>
+              <w:top w:val="nil"/>
+              <w:bottom w:val="single" w:sz="18" w:color="000000" w:space="0"/>
+              <w:left w:val="nil"/>
+              <w:right w:val="nil"/>
+              <w:insideH w:val="nil"/>
+              <w:insideV w:val="nil"/>
+            </w:tcBorders>
           </w:tcPr>
           <w:p>
             <w:pPr>
               <w:jc w:val="left"/>
             </w:pPr>
-            <w:r/>
             <w:r>
               <w:rPr>
                 <w:rFonts w:ascii="Times New Roman" w:hAnsi="Times New Roman" w:cs="Times New Roman" w:eastAsia="Times New Roman"/>
@@ -595,12 +783,19 @@
         <w:tc>
           <w:tcPr>
             <w:tcW w:type="dxa" w:w="1304"/>
+            <w:tcBorders>
+              <w:top w:val="nil"/>
+              <w:bottom w:val="single" w:sz="18" w:color="000000" w:space="0"/>
+              <w:left w:val="nil"/>
+              <w:right w:val="nil"/>
+              <w:insideH w:val="nil"/>
+              <w:insideV w:val="nil"/>
+            </w:tcBorders>
           </w:tcPr>
           <w:p>
             <w:pPr>
               <w:jc w:val="center"/>
             </w:pPr>
-            <w:r/>
             <w:r>
               <w:rPr>
                 <w:rFonts w:ascii="Times New Roman" w:hAnsi="Times New Roman" w:cs="Times New Roman" w:eastAsia="Times New Roman"/>
@@ -615,12 +810,19 @@
         <w:tc>
           <w:tcPr>
             <w:tcW w:type="dxa" w:w="1304"/>
+            <w:tcBorders>
+              <w:top w:val="nil"/>
+              <w:bottom w:val="single" w:sz="18" w:color="000000" w:space="0"/>
+              <w:left w:val="nil"/>
+              <w:right w:val="nil"/>
+              <w:insideH w:val="nil"/>
+              <w:insideV w:val="nil"/>
+            </w:tcBorders>
           </w:tcPr>
           <w:p>
             <w:pPr>
               <w:jc w:val="center"/>
             </w:pPr>
-            <w:r/>
             <w:r>
               <w:rPr>
                 <w:rFonts w:ascii="Times New Roman" w:hAnsi="Times New Roman" w:cs="Times New Roman" w:eastAsia="Times New Roman"/>
@@ -635,12 +837,19 @@
         <w:tc>
           <w:tcPr>
             <w:tcW w:type="dxa" w:w="1304"/>
+            <w:tcBorders>
+              <w:top w:val="nil"/>
+              <w:bottom w:val="single" w:sz="18" w:color="000000" w:space="0"/>
+              <w:left w:val="nil"/>
+              <w:right w:val="nil"/>
+              <w:insideH w:val="nil"/>
+              <w:insideV w:val="nil"/>
+            </w:tcBorders>
           </w:tcPr>
           <w:p>
             <w:pPr>
               <w:jc w:val="center"/>
             </w:pPr>
-            <w:r/>
             <w:r>
               <w:rPr>
                 <w:rFonts w:ascii="Times New Roman" w:hAnsi="Times New Roman" w:cs="Times New Roman" w:eastAsia="Times New Roman"/>
@@ -655,12 +864,19 @@
         <w:tc>
           <w:tcPr>
             <w:tcW w:type="dxa" w:w="1304"/>
+            <w:tcBorders>
+              <w:top w:val="nil"/>
+              <w:bottom w:val="single" w:sz="18" w:color="000000" w:space="0"/>
+              <w:left w:val="nil"/>
+              <w:right w:val="nil"/>
+              <w:insideH w:val="nil"/>
+              <w:insideV w:val="nil"/>
+            </w:tcBorders>
           </w:tcPr>
           <w:p>
             <w:pPr>
               <w:jc w:val="center"/>
             </w:pPr>
-            <w:r/>
             <w:r>
               <w:rPr>
                 <w:rFonts w:ascii="Times New Roman" w:hAnsi="Times New Roman" w:cs="Times New Roman" w:eastAsia="Times New Roman"/>
@@ -695,6 +911,12 @@
         <w:jc w:val="center"/>
         <w:tblLayout w:type="fixed"/>
         <w:tblLook w:firstColumn="1" w:firstRow="1" w:lastColumn="0" w:lastRow="0" w:noHBand="0" w:noVBand="1" w:val="04A0"/>
+        <w:tblCellMar>
+          <w:top w:w="60" w:type="dxa"/>
+          <w:bottom w:w="60" w:type="dxa"/>
+          <w:left w:w="100" w:type="dxa"/>
+          <w:right w:w="100" w:type="dxa"/>
+        </w:tblCellMar>
       </w:tblPr>
       <w:tblGrid>
         <w:gridCol w:w="1701"/>
@@ -711,12 +933,19 @@
         <w:tc>
           <w:tcPr>
             <w:tcW w:type="dxa" w:w="1701"/>
+            <w:tcBorders>
+              <w:top w:val="single" w:sz="18" w:color="000000" w:space="0"/>
+              <w:bottom w:val="single" w:sz="8" w:color="000000" w:space="0"/>
+              <w:left w:val="nil"/>
+              <w:right w:val="nil"/>
+              <w:insideH w:val="nil"/>
+              <w:insideV w:val="nil"/>
+            </w:tcBorders>
           </w:tcPr>
           <w:p>
             <w:pPr>
               <w:jc w:val="center"/>
             </w:pPr>
-            <w:r/>
             <w:r>
               <w:rPr>
                 <w:rFonts w:ascii="Times New Roman" w:hAnsi="Times New Roman" w:cs="Times New Roman" w:eastAsia="Times New Roman"/>
@@ -731,12 +960,19 @@
         <w:tc>
           <w:tcPr>
             <w:tcW w:type="dxa" w:w="1304"/>
+            <w:tcBorders>
+              <w:top w:val="single" w:sz="18" w:color="000000" w:space="0"/>
+              <w:bottom w:val="single" w:sz="8" w:color="000000" w:space="0"/>
+              <w:left w:val="nil"/>
+              <w:right w:val="nil"/>
+              <w:insideH w:val="nil"/>
+              <w:insideV w:val="nil"/>
+            </w:tcBorders>
           </w:tcPr>
           <w:p>
             <w:pPr>
               <w:jc w:val="center"/>
             </w:pPr>
-            <w:r/>
             <w:r>
               <w:rPr>
                 <w:rFonts w:ascii="Times New Roman" w:hAnsi="Times New Roman" w:cs="Times New Roman" w:eastAsia="Times New Roman"/>
@@ -751,12 +987,19 @@
         <w:tc>
           <w:tcPr>
             <w:tcW w:type="dxa" w:w="1304"/>
+            <w:tcBorders>
+              <w:top w:val="single" w:sz="18" w:color="000000" w:space="0"/>
+              <w:bottom w:val="single" w:sz="8" w:color="000000" w:space="0"/>
+              <w:left w:val="nil"/>
+              <w:right w:val="nil"/>
+              <w:insideH w:val="nil"/>
+              <w:insideV w:val="nil"/>
+            </w:tcBorders>
           </w:tcPr>
           <w:p>
             <w:pPr>
               <w:jc w:val="center"/>
             </w:pPr>
-            <w:r/>
             <w:r>
               <w:rPr>
                 <w:rFonts w:ascii="Times New Roman" w:hAnsi="Times New Roman" w:cs="Times New Roman" w:eastAsia="Times New Roman"/>
@@ -771,12 +1014,19 @@
         <w:tc>
           <w:tcPr>
             <w:tcW w:type="dxa" w:w="1304"/>
+            <w:tcBorders>
+              <w:top w:val="single" w:sz="18" w:color="000000" w:space="0"/>
+              <w:bottom w:val="single" w:sz="8" w:color="000000" w:space="0"/>
+              <w:left w:val="nil"/>
+              <w:right w:val="nil"/>
+              <w:insideH w:val="nil"/>
+              <w:insideV w:val="nil"/>
+            </w:tcBorders>
           </w:tcPr>
           <w:p>
             <w:pPr>
               <w:jc w:val="center"/>
             </w:pPr>
-            <w:r/>
             <w:r>
               <w:rPr>
                 <w:rFonts w:ascii="Times New Roman" w:hAnsi="Times New Roman" w:cs="Times New Roman" w:eastAsia="Times New Roman"/>
@@ -791,12 +1041,19 @@
         <w:tc>
           <w:tcPr>
             <w:tcW w:type="dxa" w:w="1304"/>
+            <w:tcBorders>
+              <w:top w:val="single" w:sz="18" w:color="000000" w:space="0"/>
+              <w:bottom w:val="single" w:sz="8" w:color="000000" w:space="0"/>
+              <w:left w:val="nil"/>
+              <w:right w:val="nil"/>
+              <w:insideH w:val="nil"/>
+              <w:insideV w:val="nil"/>
+            </w:tcBorders>
           </w:tcPr>
           <w:p>
             <w:pPr>
               <w:jc w:val="center"/>
             </w:pPr>
-            <w:r/>
             <w:r>
               <w:rPr>
                 <w:rFonts w:ascii="Times New Roman" w:hAnsi="Times New Roman" w:cs="Times New Roman" w:eastAsia="Times New Roman"/>
@@ -811,12 +1068,19 @@
         <w:tc>
           <w:tcPr>
             <w:tcW w:type="dxa" w:w="1304"/>
+            <w:tcBorders>
+              <w:top w:val="single" w:sz="18" w:color="000000" w:space="0"/>
+              <w:bottom w:val="single" w:sz="8" w:color="000000" w:space="0"/>
+              <w:left w:val="nil"/>
+              <w:right w:val="nil"/>
+              <w:insideH w:val="nil"/>
+              <w:insideV w:val="nil"/>
+            </w:tcBorders>
           </w:tcPr>
           <w:p>
             <w:pPr>
               <w:jc w:val="center"/>
             </w:pPr>
-            <w:r/>
             <w:r>
               <w:rPr>
                 <w:rFonts w:ascii="Times New Roman" w:hAnsi="Times New Roman" w:cs="Times New Roman" w:eastAsia="Times New Roman"/>
@@ -833,12 +1097,19 @@
         <w:tc>
           <w:tcPr>
             <w:tcW w:type="dxa" w:w="1304"/>
+            <w:tcBorders>
+              <w:top w:val="single" w:sz="18" w:color="000000" w:space="0"/>
+              <w:bottom w:val="single" w:sz="8" w:color="000000" w:space="0"/>
+              <w:left w:val="nil"/>
+              <w:right w:val="nil"/>
+              <w:insideH w:val="nil"/>
+              <w:insideV w:val="nil"/>
+            </w:tcBorders>
           </w:tcPr>
           <w:p>
             <w:pPr>
               <w:jc w:val="center"/>
             </w:pPr>
-            <w:r/>
             <w:r>
               <w:rPr>
                 <w:rFonts w:ascii="Times New Roman" w:hAnsi="Times New Roman" w:cs="Times New Roman" w:eastAsia="Times New Roman"/>
@@ -855,12 +1126,19 @@
         <w:tc>
           <w:tcPr>
             <w:tcW w:type="dxa" w:w="1304"/>
+            <w:tcBorders>
+              <w:top w:val="single" w:sz="18" w:color="000000" w:space="0"/>
+              <w:bottom w:val="single" w:sz="8" w:color="000000" w:space="0"/>
+              <w:left w:val="nil"/>
+              <w:right w:val="nil"/>
+              <w:insideH w:val="nil"/>
+              <w:insideV w:val="nil"/>
+            </w:tcBorders>
           </w:tcPr>
           <w:p>
             <w:pPr>
               <w:jc w:val="center"/>
             </w:pPr>
-            <w:r/>
             <w:r>
               <w:rPr>
                 <w:rFonts w:ascii="Times New Roman" w:hAnsi="Times New Roman" w:cs="Times New Roman" w:eastAsia="Times New Roman"/>
@@ -875,12 +1153,19 @@
         <w:tc>
           <w:tcPr>
             <w:tcW w:type="dxa" w:w="1304"/>
+            <w:tcBorders>
+              <w:top w:val="single" w:sz="18" w:color="000000" w:space="0"/>
+              <w:bottom w:val="single" w:sz="8" w:color="000000" w:space="0"/>
+              <w:left w:val="nil"/>
+              <w:right w:val="nil"/>
+              <w:insideH w:val="nil"/>
+              <w:insideV w:val="nil"/>
+            </w:tcBorders>
           </w:tcPr>
           <w:p>
             <w:pPr>
               <w:jc w:val="center"/>
             </w:pPr>
-            <w:r/>
             <w:r>
               <w:rPr>
                 <w:rFonts w:ascii="Times New Roman" w:hAnsi="Times New Roman" w:cs="Times New Roman" w:eastAsia="Times New Roman"/>
@@ -897,12 +1182,19 @@
         <w:tc>
           <w:tcPr>
             <w:tcW w:type="dxa" w:w="1701"/>
+            <w:tcBorders>
+              <w:top w:val="nil"/>
+              <w:bottom w:val="nil"/>
+              <w:left w:val="nil"/>
+              <w:right w:val="nil"/>
+              <w:insideH w:val="nil"/>
+              <w:insideV w:val="nil"/>
+            </w:tcBorders>
           </w:tcPr>
           <w:p>
             <w:pPr>
               <w:jc w:val="left"/>
             </w:pPr>
-            <w:r/>
             <w:r>
               <w:rPr>
                 <w:rFonts w:ascii="Times New Roman" w:hAnsi="Times New Roman" w:cs="Times New Roman" w:eastAsia="Times New Roman"/>
@@ -917,12 +1209,19 @@
         <w:tc>
           <w:tcPr>
             <w:tcW w:type="dxa" w:w="1304"/>
+            <w:tcBorders>
+              <w:top w:val="nil"/>
+              <w:bottom w:val="nil"/>
+              <w:left w:val="nil"/>
+              <w:right w:val="nil"/>
+              <w:insideH w:val="nil"/>
+              <w:insideV w:val="nil"/>
+            </w:tcBorders>
           </w:tcPr>
           <w:p>
             <w:pPr>
               <w:jc w:val="center"/>
             </w:pPr>
-            <w:r/>
             <w:r>
               <w:rPr>
                 <w:rFonts w:ascii="Times New Roman" w:hAnsi="Times New Roman" w:cs="Times New Roman" w:eastAsia="Times New Roman"/>
@@ -937,12 +1236,19 @@
         <w:tc>
           <w:tcPr>
             <w:tcW w:type="dxa" w:w="1304"/>
+            <w:tcBorders>
+              <w:top w:val="nil"/>
+              <w:bottom w:val="nil"/>
+              <w:left w:val="nil"/>
+              <w:right w:val="nil"/>
+              <w:insideH w:val="nil"/>
+              <w:insideV w:val="nil"/>
+            </w:tcBorders>
           </w:tcPr>
           <w:p>
             <w:pPr>
               <w:jc w:val="center"/>
             </w:pPr>
-            <w:r/>
             <w:r>
               <w:rPr>
                 <w:rFonts w:ascii="Times New Roman" w:hAnsi="Times New Roman" w:cs="Times New Roman" w:eastAsia="Times New Roman"/>
@@ -957,12 +1263,19 @@
         <w:tc>
           <w:tcPr>
             <w:tcW w:type="dxa" w:w="1304"/>
+            <w:tcBorders>
+              <w:top w:val="nil"/>
+              <w:bottom w:val="nil"/>
+              <w:left w:val="nil"/>
+              <w:right w:val="nil"/>
+              <w:insideH w:val="nil"/>
+              <w:insideV w:val="nil"/>
+            </w:tcBorders>
           </w:tcPr>
           <w:p>
             <w:pPr>
               <w:jc w:val="center"/>
             </w:pPr>
-            <w:r/>
             <w:r>
               <w:rPr>
                 <w:rFonts w:ascii="Times New Roman" w:hAnsi="Times New Roman" w:cs="Times New Roman" w:eastAsia="Times New Roman"/>
@@ -977,12 +1290,19 @@
         <w:tc>
           <w:tcPr>
             <w:tcW w:type="dxa" w:w="1304"/>
+            <w:tcBorders>
+              <w:top w:val="nil"/>
+              <w:bottom w:val="nil"/>
+              <w:left w:val="nil"/>
+              <w:right w:val="nil"/>
+              <w:insideH w:val="nil"/>
+              <w:insideV w:val="nil"/>
+            </w:tcBorders>
           </w:tcPr>
           <w:p>
             <w:pPr>
               <w:jc w:val="center"/>
             </w:pPr>
-            <w:r/>
             <w:r>
               <w:rPr>
                 <w:rFonts w:ascii="Times New Roman" w:hAnsi="Times New Roman" w:cs="Times New Roman" w:eastAsia="Times New Roman"/>
@@ -997,12 +1317,19 @@
         <w:tc>
           <w:tcPr>
             <w:tcW w:type="dxa" w:w="1304"/>
+            <w:tcBorders>
+              <w:top w:val="nil"/>
+              <w:bottom w:val="nil"/>
+              <w:left w:val="nil"/>
+              <w:right w:val="nil"/>
+              <w:insideH w:val="nil"/>
+              <w:insideV w:val="nil"/>
+            </w:tcBorders>
           </w:tcPr>
           <w:p>
             <w:pPr>
               <w:jc w:val="center"/>
             </w:pPr>
-            <w:r/>
             <w:r>
               <w:rPr>
                 <w:rFonts w:ascii="Times New Roman" w:hAnsi="Times New Roman" w:cs="Times New Roman" w:eastAsia="Times New Roman"/>
@@ -1017,12 +1344,19 @@
         <w:tc>
           <w:tcPr>
             <w:tcW w:type="dxa" w:w="1304"/>
+            <w:tcBorders>
+              <w:top w:val="nil"/>
+              <w:bottom w:val="nil"/>
+              <w:left w:val="nil"/>
+              <w:right w:val="nil"/>
+              <w:insideH w:val="nil"/>
+              <w:insideV w:val="nil"/>
+            </w:tcBorders>
           </w:tcPr>
           <w:p>
             <w:pPr>
               <w:jc w:val="center"/>
             </w:pPr>
-            <w:r/>
             <w:r>
               <w:rPr>
                 <w:rFonts w:ascii="Times New Roman" w:hAnsi="Times New Roman" w:cs="Times New Roman" w:eastAsia="Times New Roman"/>
@@ -1037,12 +1371,19 @@
         <w:tc>
           <w:tcPr>
             <w:tcW w:type="dxa" w:w="1304"/>
+            <w:tcBorders>
+              <w:top w:val="nil"/>
+              <w:bottom w:val="nil"/>
+              <w:left w:val="nil"/>
+              <w:right w:val="nil"/>
+              <w:insideH w:val="nil"/>
+              <w:insideV w:val="nil"/>
+            </w:tcBorders>
           </w:tcPr>
           <w:p>
             <w:pPr>
               <w:jc w:val="center"/>
             </w:pPr>
-            <w:r/>
             <w:r>
               <w:rPr>
                 <w:rFonts w:ascii="Times New Roman" w:hAnsi="Times New Roman" w:cs="Times New Roman" w:eastAsia="Times New Roman"/>
@@ -1057,12 +1398,19 @@
         <w:tc>
           <w:tcPr>
             <w:tcW w:type="dxa" w:w="1304"/>
+            <w:tcBorders>
+              <w:top w:val="nil"/>
+              <w:bottom w:val="nil"/>
+              <w:left w:val="nil"/>
+              <w:right w:val="nil"/>
+              <w:insideH w:val="nil"/>
+              <w:insideV w:val="nil"/>
+            </w:tcBorders>
           </w:tcPr>
           <w:p>
             <w:pPr>
               <w:jc w:val="center"/>
             </w:pPr>
-            <w:r/>
             <w:r>
               <w:rPr>
                 <w:rFonts w:ascii="Times New Roman" w:hAnsi="Times New Roman" w:cs="Times New Roman" w:eastAsia="Times New Roman"/>
@@ -1079,12 +1427,19 @@
         <w:tc>
           <w:tcPr>
             <w:tcW w:type="dxa" w:w="1701"/>
+            <w:tcBorders>
+              <w:top w:val="nil"/>
+              <w:bottom w:val="nil"/>
+              <w:left w:val="nil"/>
+              <w:right w:val="nil"/>
+              <w:insideH w:val="nil"/>
+              <w:insideV w:val="nil"/>
+            </w:tcBorders>
           </w:tcPr>
           <w:p>
             <w:pPr>
               <w:jc w:val="left"/>
             </w:pPr>
-            <w:r/>
             <w:r>
               <w:rPr>
                 <w:rFonts w:ascii="Times New Roman" w:hAnsi="Times New Roman" w:cs="Times New Roman" w:eastAsia="Times New Roman"/>
@@ -1099,12 +1454,19 @@
         <w:tc>
           <w:tcPr>
             <w:tcW w:type="dxa" w:w="1304"/>
+            <w:tcBorders>
+              <w:top w:val="nil"/>
+              <w:bottom w:val="nil"/>
+              <w:left w:val="nil"/>
+              <w:right w:val="nil"/>
+              <w:insideH w:val="nil"/>
+              <w:insideV w:val="nil"/>
+            </w:tcBorders>
           </w:tcPr>
           <w:p>
             <w:pPr>
               <w:jc w:val="center"/>
             </w:pPr>
-            <w:r/>
             <w:r>
               <w:rPr>
                 <w:rFonts w:ascii="Times New Roman" w:hAnsi="Times New Roman" w:cs="Times New Roman" w:eastAsia="Times New Roman"/>
@@ -1119,12 +1481,19 @@
         <w:tc>
           <w:tcPr>
             <w:tcW w:type="dxa" w:w="1304"/>
+            <w:tcBorders>
+              <w:top w:val="nil"/>
+              <w:bottom w:val="nil"/>
+              <w:left w:val="nil"/>
+              <w:right w:val="nil"/>
+              <w:insideH w:val="nil"/>
+              <w:insideV w:val="nil"/>
+            </w:tcBorders>
           </w:tcPr>
           <w:p>
             <w:pPr>
               <w:jc w:val="center"/>
             </w:pPr>
-            <w:r/>
             <w:r>
               <w:rPr>
                 <w:rFonts w:ascii="Times New Roman" w:hAnsi="Times New Roman" w:cs="Times New Roman" w:eastAsia="Times New Roman"/>
@@ -1139,12 +1508,19 @@
         <w:tc>
           <w:tcPr>
             <w:tcW w:type="dxa" w:w="1304"/>
+            <w:tcBorders>
+              <w:top w:val="nil"/>
+              <w:bottom w:val="nil"/>
+              <w:left w:val="nil"/>
+              <w:right w:val="nil"/>
+              <w:insideH w:val="nil"/>
+              <w:insideV w:val="nil"/>
+            </w:tcBorders>
           </w:tcPr>
           <w:p>
             <w:pPr>
               <w:jc w:val="center"/>
             </w:pPr>
-            <w:r/>
             <w:r>
               <w:rPr>
                 <w:rFonts w:ascii="Times New Roman" w:hAnsi="Times New Roman" w:cs="Times New Roman" w:eastAsia="Times New Roman"/>
@@ -1159,12 +1535,19 @@
         <w:tc>
           <w:tcPr>
             <w:tcW w:type="dxa" w:w="1304"/>
+            <w:tcBorders>
+              <w:top w:val="nil"/>
+              <w:bottom w:val="nil"/>
+              <w:left w:val="nil"/>
+              <w:right w:val="nil"/>
+              <w:insideH w:val="nil"/>
+              <w:insideV w:val="nil"/>
+            </w:tcBorders>
           </w:tcPr>
           <w:p>
             <w:pPr>
               <w:jc w:val="center"/>
             </w:pPr>
-            <w:r/>
             <w:r>
               <w:rPr>
                 <w:rFonts w:ascii="Times New Roman" w:hAnsi="Times New Roman" w:cs="Times New Roman" w:eastAsia="Times New Roman"/>
@@ -1179,12 +1562,19 @@
         <w:tc>
           <w:tcPr>
             <w:tcW w:type="dxa" w:w="1304"/>
+            <w:tcBorders>
+              <w:top w:val="nil"/>
+              <w:bottom w:val="nil"/>
+              <w:left w:val="nil"/>
+              <w:right w:val="nil"/>
+              <w:insideH w:val="nil"/>
+              <w:insideV w:val="nil"/>
+            </w:tcBorders>
           </w:tcPr>
           <w:p>
             <w:pPr>
               <w:jc w:val="center"/>
             </w:pPr>
-            <w:r/>
             <w:r>
               <w:rPr>
                 <w:rFonts w:ascii="Times New Roman" w:hAnsi="Times New Roman" w:cs="Times New Roman" w:eastAsia="Times New Roman"/>
@@ -1199,12 +1589,19 @@
         <w:tc>
           <w:tcPr>
             <w:tcW w:type="dxa" w:w="1304"/>
+            <w:tcBorders>
+              <w:top w:val="nil"/>
+              <w:bottom w:val="nil"/>
+              <w:left w:val="nil"/>
+              <w:right w:val="nil"/>
+              <w:insideH w:val="nil"/>
+              <w:insideV w:val="nil"/>
+            </w:tcBorders>
           </w:tcPr>
           <w:p>
             <w:pPr>
               <w:jc w:val="center"/>
             </w:pPr>
-            <w:r/>
             <w:r>
               <w:rPr>
                 <w:rFonts w:ascii="Times New Roman" w:hAnsi="Times New Roman" w:cs="Times New Roman" w:eastAsia="Times New Roman"/>
@@ -1219,12 +1616,19 @@
         <w:tc>
           <w:tcPr>
             <w:tcW w:type="dxa" w:w="1304"/>
+            <w:tcBorders>
+              <w:top w:val="nil"/>
+              <w:bottom w:val="nil"/>
+              <w:left w:val="nil"/>
+              <w:right w:val="nil"/>
+              <w:insideH w:val="nil"/>
+              <w:insideV w:val="nil"/>
+            </w:tcBorders>
           </w:tcPr>
           <w:p>
             <w:pPr>
               <w:jc w:val="center"/>
             </w:pPr>
-            <w:r/>
             <w:r>
               <w:rPr>
                 <w:rFonts w:ascii="Times New Roman" w:hAnsi="Times New Roman" w:cs="Times New Roman" w:eastAsia="Times New Roman"/>
@@ -1239,12 +1643,19 @@
         <w:tc>
           <w:tcPr>
             <w:tcW w:type="dxa" w:w="1304"/>
+            <w:tcBorders>
+              <w:top w:val="nil"/>
+              <w:bottom w:val="nil"/>
+              <w:left w:val="nil"/>
+              <w:right w:val="nil"/>
+              <w:insideH w:val="nil"/>
+              <w:insideV w:val="nil"/>
+            </w:tcBorders>
           </w:tcPr>
           <w:p>
             <w:pPr>
               <w:jc w:val="center"/>
             </w:pPr>
-            <w:r/>
             <w:r>
               <w:rPr>
                 <w:rFonts w:ascii="Times New Roman" w:hAnsi="Times New Roman" w:cs="Times New Roman" w:eastAsia="Times New Roman"/>
@@ -1261,12 +1672,19 @@
         <w:tc>
           <w:tcPr>
             <w:tcW w:type="dxa" w:w="1701"/>
+            <w:tcBorders>
+              <w:top w:val="nil"/>
+              <w:bottom w:val="nil"/>
+              <w:left w:val="nil"/>
+              <w:right w:val="nil"/>
+              <w:insideH w:val="nil"/>
+              <w:insideV w:val="nil"/>
+            </w:tcBorders>
           </w:tcPr>
           <w:p>
             <w:pPr>
               <w:jc w:val="left"/>
             </w:pPr>
-            <w:r/>
             <w:r>
               <w:rPr>
                 <w:rFonts w:ascii="Times New Roman" w:hAnsi="Times New Roman" w:cs="Times New Roman" w:eastAsia="Times New Roman"/>
@@ -1281,12 +1699,19 @@
         <w:tc>
           <w:tcPr>
             <w:tcW w:type="dxa" w:w="1304"/>
+            <w:tcBorders>
+              <w:top w:val="nil"/>
+              <w:bottom w:val="nil"/>
+              <w:left w:val="nil"/>
+              <w:right w:val="nil"/>
+              <w:insideH w:val="nil"/>
+              <w:insideV w:val="nil"/>
+            </w:tcBorders>
           </w:tcPr>
           <w:p>
             <w:pPr>
               <w:jc w:val="center"/>
             </w:pPr>
-            <w:r/>
             <w:r>
               <w:rPr>
                 <w:rFonts w:ascii="Times New Roman" w:hAnsi="Times New Roman" w:cs="Times New Roman" w:eastAsia="Times New Roman"/>
@@ -1301,12 +1726,19 @@
         <w:tc>
           <w:tcPr>
             <w:tcW w:type="dxa" w:w="1304"/>
+            <w:tcBorders>
+              <w:top w:val="nil"/>
+              <w:bottom w:val="nil"/>
+              <w:left w:val="nil"/>
+              <w:right w:val="nil"/>
+              <w:insideH w:val="nil"/>
+              <w:insideV w:val="nil"/>
+            </w:tcBorders>
           </w:tcPr>
           <w:p>
             <w:pPr>
               <w:jc w:val="center"/>
             </w:pPr>
-            <w:r/>
             <w:r>
               <w:rPr>
                 <w:rFonts w:ascii="Times New Roman" w:hAnsi="Times New Roman" w:cs="Times New Roman" w:eastAsia="Times New Roman"/>
@@ -1321,12 +1753,19 @@
         <w:tc>
           <w:tcPr>
             <w:tcW w:type="dxa" w:w="1304"/>
+            <w:tcBorders>
+              <w:top w:val="nil"/>
+              <w:bottom w:val="nil"/>
+              <w:left w:val="nil"/>
+              <w:right w:val="nil"/>
+              <w:insideH w:val="nil"/>
+              <w:insideV w:val="nil"/>
+            </w:tcBorders>
           </w:tcPr>
           <w:p>
             <w:pPr>
               <w:jc w:val="center"/>
             </w:pPr>
-            <w:r/>
             <w:r>
               <w:rPr>
                 <w:rFonts w:ascii="Times New Roman" w:hAnsi="Times New Roman" w:cs="Times New Roman" w:eastAsia="Times New Roman"/>
@@ -1341,12 +1780,19 @@
         <w:tc>
           <w:tcPr>
             <w:tcW w:type="dxa" w:w="1304"/>
+            <w:tcBorders>
+              <w:top w:val="nil"/>
+              <w:bottom w:val="nil"/>
+              <w:left w:val="nil"/>
+              <w:right w:val="nil"/>
+              <w:insideH w:val="nil"/>
+              <w:insideV w:val="nil"/>
+            </w:tcBorders>
           </w:tcPr>
           <w:p>
             <w:pPr>
               <w:jc w:val="center"/>
             </w:pPr>
-            <w:r/>
             <w:r>
               <w:rPr>
                 <w:rFonts w:ascii="Times New Roman" w:hAnsi="Times New Roman" w:cs="Times New Roman" w:eastAsia="Times New Roman"/>
@@ -1361,12 +1807,19 @@
         <w:tc>
           <w:tcPr>
             <w:tcW w:type="dxa" w:w="1304"/>
+            <w:tcBorders>
+              <w:top w:val="nil"/>
+              <w:bottom w:val="nil"/>
+              <w:left w:val="nil"/>
+              <w:right w:val="nil"/>
+              <w:insideH w:val="nil"/>
+              <w:insideV w:val="nil"/>
+            </w:tcBorders>
           </w:tcPr>
           <w:p>
             <w:pPr>
               <w:jc w:val="center"/>
             </w:pPr>
-            <w:r/>
             <w:r>
               <w:rPr>
                 <w:rFonts w:ascii="Times New Roman" w:hAnsi="Times New Roman" w:cs="Times New Roman" w:eastAsia="Times New Roman"/>
@@ -1381,12 +1834,19 @@
         <w:tc>
           <w:tcPr>
             <w:tcW w:type="dxa" w:w="1304"/>
+            <w:tcBorders>
+              <w:top w:val="nil"/>
+              <w:bottom w:val="nil"/>
+              <w:left w:val="nil"/>
+              <w:right w:val="nil"/>
+              <w:insideH w:val="nil"/>
+              <w:insideV w:val="nil"/>
+            </w:tcBorders>
           </w:tcPr>
           <w:p>
             <w:pPr>
               <w:jc w:val="center"/>
             </w:pPr>
-            <w:r/>
             <w:r>
               <w:rPr>
                 <w:rFonts w:ascii="Times New Roman" w:hAnsi="Times New Roman" w:cs="Times New Roman" w:eastAsia="Times New Roman"/>
@@ -1401,12 +1861,19 @@
         <w:tc>
           <w:tcPr>
             <w:tcW w:type="dxa" w:w="1304"/>
+            <w:tcBorders>
+              <w:top w:val="nil"/>
+              <w:bottom w:val="nil"/>
+              <w:left w:val="nil"/>
+              <w:right w:val="nil"/>
+              <w:insideH w:val="nil"/>
+              <w:insideV w:val="nil"/>
+            </w:tcBorders>
           </w:tcPr>
           <w:p>
             <w:pPr>
               <w:jc w:val="center"/>
             </w:pPr>
-            <w:r/>
             <w:r>
               <w:rPr>
                 <w:rFonts w:ascii="Times New Roman" w:hAnsi="Times New Roman" w:cs="Times New Roman" w:eastAsia="Times New Roman"/>
@@ -1421,12 +1888,19 @@
         <w:tc>
           <w:tcPr>
             <w:tcW w:type="dxa" w:w="1304"/>
+            <w:tcBorders>
+              <w:top w:val="nil"/>
+              <w:bottom w:val="nil"/>
+              <w:left w:val="nil"/>
+              <w:right w:val="nil"/>
+              <w:insideH w:val="nil"/>
+              <w:insideV w:val="nil"/>
+            </w:tcBorders>
           </w:tcPr>
           <w:p>
             <w:pPr>
               <w:jc w:val="center"/>
             </w:pPr>
-            <w:r/>
             <w:r>
               <w:rPr>
                 <w:rFonts w:ascii="Times New Roman" w:hAnsi="Times New Roman" w:cs="Times New Roman" w:eastAsia="Times New Roman"/>
@@ -1443,12 +1917,19 @@
         <w:tc>
           <w:tcPr>
             <w:tcW w:type="dxa" w:w="1701"/>
+            <w:tcBorders>
+              <w:top w:val="nil"/>
+              <w:bottom w:val="nil"/>
+              <w:left w:val="nil"/>
+              <w:right w:val="nil"/>
+              <w:insideH w:val="nil"/>
+              <w:insideV w:val="nil"/>
+            </w:tcBorders>
           </w:tcPr>
           <w:p>
             <w:pPr>
               <w:jc w:val="left"/>
             </w:pPr>
-            <w:r/>
             <w:r>
               <w:rPr>
                 <w:rFonts w:ascii="Times New Roman" w:hAnsi="Times New Roman" w:cs="Times New Roman" w:eastAsia="Times New Roman"/>
@@ -1463,12 +1944,19 @@
         <w:tc>
           <w:tcPr>
             <w:tcW w:type="dxa" w:w="1304"/>
+            <w:tcBorders>
+              <w:top w:val="nil"/>
+              <w:bottom w:val="nil"/>
+              <w:left w:val="nil"/>
+              <w:right w:val="nil"/>
+              <w:insideH w:val="nil"/>
+              <w:insideV w:val="nil"/>
+            </w:tcBorders>
           </w:tcPr>
           <w:p>
             <w:pPr>
               <w:jc w:val="center"/>
             </w:pPr>
-            <w:r/>
             <w:r>
               <w:rPr>
                 <w:rFonts w:ascii="Times New Roman" w:hAnsi="Times New Roman" w:cs="Times New Roman" w:eastAsia="Times New Roman"/>
@@ -1483,12 +1971,19 @@
         <w:tc>
           <w:tcPr>
             <w:tcW w:type="dxa" w:w="1304"/>
+            <w:tcBorders>
+              <w:top w:val="nil"/>
+              <w:bottom w:val="nil"/>
+              <w:left w:val="nil"/>
+              <w:right w:val="nil"/>
+              <w:insideH w:val="nil"/>
+              <w:insideV w:val="nil"/>
+            </w:tcBorders>
           </w:tcPr>
           <w:p>
             <w:pPr>
               <w:jc w:val="center"/>
             </w:pPr>
-            <w:r/>
             <w:r>
               <w:rPr>
                 <w:rFonts w:ascii="Times New Roman" w:hAnsi="Times New Roman" w:cs="Times New Roman" w:eastAsia="Times New Roman"/>
@@ -1503,12 +1998,19 @@
         <w:tc>
           <w:tcPr>
             <w:tcW w:type="dxa" w:w="1304"/>
+            <w:tcBorders>
+              <w:top w:val="nil"/>
+              <w:bottom w:val="nil"/>
+              <w:left w:val="nil"/>
+              <w:right w:val="nil"/>
+              <w:insideH w:val="nil"/>
+              <w:insideV w:val="nil"/>
+            </w:tcBorders>
           </w:tcPr>
           <w:p>
             <w:pPr>
               <w:jc w:val="center"/>
             </w:pPr>
-            <w:r/>
             <w:r>
               <w:rPr>
                 <w:rFonts w:ascii="Times New Roman" w:hAnsi="Times New Roman" w:cs="Times New Roman" w:eastAsia="Times New Roman"/>
@@ -1523,12 +2025,19 @@
         <w:tc>
           <w:tcPr>
             <w:tcW w:type="dxa" w:w="1304"/>
+            <w:tcBorders>
+              <w:top w:val="nil"/>
+              <w:bottom w:val="nil"/>
+              <w:left w:val="nil"/>
+              <w:right w:val="nil"/>
+              <w:insideH w:val="nil"/>
+              <w:insideV w:val="nil"/>
+            </w:tcBorders>
           </w:tcPr>
           <w:p>
             <w:pPr>
               <w:jc w:val="center"/>
             </w:pPr>
-            <w:r/>
             <w:r>
               <w:rPr>
                 <w:rFonts w:ascii="Times New Roman" w:hAnsi="Times New Roman" w:cs="Times New Roman" w:eastAsia="Times New Roman"/>
@@ -1543,12 +2052,19 @@
         <w:tc>
           <w:tcPr>
             <w:tcW w:type="dxa" w:w="1304"/>
+            <w:tcBorders>
+              <w:top w:val="nil"/>
+              <w:bottom w:val="nil"/>
+              <w:left w:val="nil"/>
+              <w:right w:val="nil"/>
+              <w:insideH w:val="nil"/>
+              <w:insideV w:val="nil"/>
+            </w:tcBorders>
           </w:tcPr>
           <w:p>
             <w:pPr>
               <w:jc w:val="center"/>
             </w:pPr>
-            <w:r/>
             <w:r>
               <w:rPr>
                 <w:rFonts w:ascii="Times New Roman" w:hAnsi="Times New Roman" w:cs="Times New Roman" w:eastAsia="Times New Roman"/>
@@ -1563,12 +2079,19 @@
         <w:tc>
           <w:tcPr>
             <w:tcW w:type="dxa" w:w="1304"/>
+            <w:tcBorders>
+              <w:top w:val="nil"/>
+              <w:bottom w:val="nil"/>
+              <w:left w:val="nil"/>
+              <w:right w:val="nil"/>
+              <w:insideH w:val="nil"/>
+              <w:insideV w:val="nil"/>
+            </w:tcBorders>
           </w:tcPr>
           <w:p>
             <w:pPr>
               <w:jc w:val="center"/>
             </w:pPr>
-            <w:r/>
             <w:r>
               <w:rPr>
                 <w:rFonts w:ascii="Times New Roman" w:hAnsi="Times New Roman" w:cs="Times New Roman" w:eastAsia="Times New Roman"/>
@@ -1583,12 +2106,19 @@
         <w:tc>
           <w:tcPr>
             <w:tcW w:type="dxa" w:w="1304"/>
+            <w:tcBorders>
+              <w:top w:val="nil"/>
+              <w:bottom w:val="nil"/>
+              <w:left w:val="nil"/>
+              <w:right w:val="nil"/>
+              <w:insideH w:val="nil"/>
+              <w:insideV w:val="nil"/>
+            </w:tcBorders>
           </w:tcPr>
           <w:p>
             <w:pPr>
               <w:jc w:val="center"/>
             </w:pPr>
-            <w:r/>
             <w:r>
               <w:rPr>
                 <w:rFonts w:ascii="Times New Roman" w:hAnsi="Times New Roman" w:cs="Times New Roman" w:eastAsia="Times New Roman"/>
@@ -1603,12 +2133,19 @@
         <w:tc>
           <w:tcPr>
             <w:tcW w:type="dxa" w:w="1304"/>
+            <w:tcBorders>
+              <w:top w:val="nil"/>
+              <w:bottom w:val="nil"/>
+              <w:left w:val="nil"/>
+              <w:right w:val="nil"/>
+              <w:insideH w:val="nil"/>
+              <w:insideV w:val="nil"/>
+            </w:tcBorders>
           </w:tcPr>
           <w:p>
             <w:pPr>
               <w:jc w:val="center"/>
             </w:pPr>
-            <w:r/>
             <w:r>
               <w:rPr>
                 <w:rFonts w:ascii="Times New Roman" w:hAnsi="Times New Roman" w:cs="Times New Roman" w:eastAsia="Times New Roman"/>
@@ -1625,12 +2162,19 @@
         <w:tc>
           <w:tcPr>
             <w:tcW w:type="dxa" w:w="1701"/>
+            <w:tcBorders>
+              <w:top w:val="nil"/>
+              <w:bottom w:val="single" w:sz="18" w:color="000000" w:space="0"/>
+              <w:left w:val="nil"/>
+              <w:right w:val="nil"/>
+              <w:insideH w:val="nil"/>
+              <w:insideV w:val="nil"/>
+            </w:tcBorders>
           </w:tcPr>
           <w:p>
             <w:pPr>
               <w:jc w:val="left"/>
             </w:pPr>
-            <w:r/>
             <w:r>
               <w:rPr>
                 <w:rFonts w:ascii="Times New Roman" w:hAnsi="Times New Roman" w:cs="Times New Roman" w:eastAsia="Times New Roman"/>
@@ -1645,12 +2189,19 @@
         <w:tc>
           <w:tcPr>
             <w:tcW w:type="dxa" w:w="1304"/>
+            <w:tcBorders>
+              <w:top w:val="nil"/>
+              <w:bottom w:val="single" w:sz="18" w:color="000000" w:space="0"/>
+              <w:left w:val="nil"/>
+              <w:right w:val="nil"/>
+              <w:insideH w:val="nil"/>
+              <w:insideV w:val="nil"/>
+            </w:tcBorders>
           </w:tcPr>
           <w:p>
             <w:pPr>
               <w:jc w:val="center"/>
             </w:pPr>
-            <w:r/>
             <w:r>
               <w:rPr>
                 <w:rFonts w:ascii="Times New Roman" w:hAnsi="Times New Roman" w:cs="Times New Roman" w:eastAsia="Times New Roman"/>
@@ -1665,12 +2216,19 @@
         <w:tc>
           <w:tcPr>
             <w:tcW w:type="dxa" w:w="1304"/>
+            <w:tcBorders>
+              <w:top w:val="nil"/>
+              <w:bottom w:val="single" w:sz="18" w:color="000000" w:space="0"/>
+              <w:left w:val="nil"/>
+              <w:right w:val="nil"/>
+              <w:insideH w:val="nil"/>
+              <w:insideV w:val="nil"/>
+            </w:tcBorders>
           </w:tcPr>
           <w:p>
             <w:pPr>
               <w:jc w:val="center"/>
             </w:pPr>
-            <w:r/>
             <w:r>
               <w:rPr>
                 <w:rFonts w:ascii="Times New Roman" w:hAnsi="Times New Roman" w:cs="Times New Roman" w:eastAsia="Times New Roman"/>
@@ -1685,12 +2243,19 @@
         <w:tc>
           <w:tcPr>
             <w:tcW w:type="dxa" w:w="1304"/>
+            <w:tcBorders>
+              <w:top w:val="nil"/>
+              <w:bottom w:val="single" w:sz="18" w:color="000000" w:space="0"/>
+              <w:left w:val="nil"/>
+              <w:right w:val="nil"/>
+              <w:insideH w:val="nil"/>
+              <w:insideV w:val="nil"/>
+            </w:tcBorders>
           </w:tcPr>
           <w:p>
             <w:pPr>
               <w:jc w:val="center"/>
             </w:pPr>
-            <w:r/>
             <w:r>
               <w:rPr>
                 <w:rFonts w:ascii="Times New Roman" w:hAnsi="Times New Roman" w:cs="Times New Roman" w:eastAsia="Times New Roman"/>
@@ -1705,12 +2270,19 @@
         <w:tc>
           <w:tcPr>
             <w:tcW w:type="dxa" w:w="1304"/>
+            <w:tcBorders>
+              <w:top w:val="nil"/>
+              <w:bottom w:val="single" w:sz="18" w:color="000000" w:space="0"/>
+              <w:left w:val="nil"/>
+              <w:right w:val="nil"/>
+              <w:insideH w:val="nil"/>
+              <w:insideV w:val="nil"/>
+            </w:tcBorders>
           </w:tcPr>
           <w:p>
             <w:pPr>
               <w:jc w:val="center"/>
             </w:pPr>
-            <w:r/>
             <w:r>
               <w:rPr>
                 <w:rFonts w:ascii="Times New Roman" w:hAnsi="Times New Roman" w:cs="Times New Roman" w:eastAsia="Times New Roman"/>
@@ -1725,12 +2297,19 @@
         <w:tc>
           <w:tcPr>
             <w:tcW w:type="dxa" w:w="1304"/>
+            <w:tcBorders>
+              <w:top w:val="nil"/>
+              <w:bottom w:val="single" w:sz="18" w:color="000000" w:space="0"/>
+              <w:left w:val="nil"/>
+              <w:right w:val="nil"/>
+              <w:insideH w:val="nil"/>
+              <w:insideV w:val="nil"/>
+            </w:tcBorders>
           </w:tcPr>
           <w:p>
             <w:pPr>
               <w:jc w:val="center"/>
             </w:pPr>
-            <w:r/>
             <w:r>
               <w:rPr>
                 <w:rFonts w:ascii="Times New Roman" w:hAnsi="Times New Roman" w:cs="Times New Roman" w:eastAsia="Times New Roman"/>
@@ -1745,12 +2324,19 @@
         <w:tc>
           <w:tcPr>
             <w:tcW w:type="dxa" w:w="1304"/>
+            <w:tcBorders>
+              <w:top w:val="nil"/>
+              <w:bottom w:val="single" w:sz="18" w:color="000000" w:space="0"/>
+              <w:left w:val="nil"/>
+              <w:right w:val="nil"/>
+              <w:insideH w:val="nil"/>
+              <w:insideV w:val="nil"/>
+            </w:tcBorders>
           </w:tcPr>
           <w:p>
             <w:pPr>
               <w:jc w:val="center"/>
             </w:pPr>
-            <w:r/>
             <w:r>
               <w:rPr>
                 <w:rFonts w:ascii="Times New Roman" w:hAnsi="Times New Roman" w:cs="Times New Roman" w:eastAsia="Times New Roman"/>
@@ -1765,12 +2351,19 @@
         <w:tc>
           <w:tcPr>
             <w:tcW w:type="dxa" w:w="1304"/>
+            <w:tcBorders>
+              <w:top w:val="nil"/>
+              <w:bottom w:val="single" w:sz="18" w:color="000000" w:space="0"/>
+              <w:left w:val="nil"/>
+              <w:right w:val="nil"/>
+              <w:insideH w:val="nil"/>
+              <w:insideV w:val="nil"/>
+            </w:tcBorders>
           </w:tcPr>
           <w:p>
             <w:pPr>
               <w:jc w:val="center"/>
             </w:pPr>
-            <w:r/>
             <w:r>
               <w:rPr>
                 <w:rFonts w:ascii="Times New Roman" w:hAnsi="Times New Roman" w:cs="Times New Roman" w:eastAsia="Times New Roman"/>
@@ -1785,12 +2378,19 @@
         <w:tc>
           <w:tcPr>
             <w:tcW w:type="dxa" w:w="1304"/>
+            <w:tcBorders>
+              <w:top w:val="nil"/>
+              <w:bottom w:val="single" w:sz="18" w:color="000000" w:space="0"/>
+              <w:left w:val="nil"/>
+              <w:right w:val="nil"/>
+              <w:insideH w:val="nil"/>
+              <w:insideV w:val="nil"/>
+            </w:tcBorders>
           </w:tcPr>
           <w:p>
             <w:pPr>
               <w:jc w:val="center"/>
             </w:pPr>
-            <w:r/>
             <w:r>
               <w:rPr>
                 <w:rFonts w:ascii="Times New Roman" w:hAnsi="Times New Roman" w:cs="Times New Roman" w:eastAsia="Times New Roman"/>
@@ -1825,6 +2425,12 @@
         <w:jc w:val="center"/>
         <w:tblLayout w:type="fixed"/>
         <w:tblLook w:firstColumn="1" w:firstRow="1" w:lastColumn="0" w:lastRow="0" w:noHBand="0" w:noVBand="1" w:val="04A0"/>
+        <w:tblCellMar>
+          <w:top w:w="60" w:type="dxa"/>
+          <w:bottom w:w="60" w:type="dxa"/>
+          <w:left w:w="100" w:type="dxa"/>
+          <w:right w:w="100" w:type="dxa"/>
+        </w:tblCellMar>
       </w:tblPr>
       <w:tblGrid>
         <w:gridCol w:w="1701"/>
@@ -1839,12 +2445,19 @@
         <w:tc>
           <w:tcPr>
             <w:tcW w:type="dxa" w:w="1701"/>
+            <w:tcBorders>
+              <w:top w:val="single" w:sz="18" w:color="000000" w:space="0"/>
+              <w:bottom w:val="single" w:sz="8" w:color="000000" w:space="0"/>
+              <w:left w:val="nil"/>
+              <w:right w:val="nil"/>
+              <w:insideH w:val="nil"/>
+              <w:insideV w:val="nil"/>
+            </w:tcBorders>
           </w:tcPr>
           <w:p>
             <w:pPr>
               <w:jc w:val="center"/>
             </w:pPr>
-            <w:r/>
             <w:r>
               <w:rPr>
                 <w:rFonts w:ascii="Times New Roman" w:hAnsi="Times New Roman" w:cs="Times New Roman" w:eastAsia="Times New Roman"/>
@@ -1859,12 +2472,19 @@
         <w:tc>
           <w:tcPr>
             <w:tcW w:type="dxa" w:w="1304"/>
+            <w:tcBorders>
+              <w:top w:val="single" w:sz="18" w:color="000000" w:space="0"/>
+              <w:bottom w:val="single" w:sz="8" w:color="000000" w:space="0"/>
+              <w:left w:val="nil"/>
+              <w:right w:val="nil"/>
+              <w:insideH w:val="nil"/>
+              <w:insideV w:val="nil"/>
+            </w:tcBorders>
           </w:tcPr>
           <w:p>
             <w:pPr>
               <w:jc w:val="center"/>
             </w:pPr>
-            <w:r/>
             <w:r>
               <w:rPr>
                 <w:rFonts w:ascii="Times New Roman" w:hAnsi="Times New Roman" w:cs="Times New Roman" w:eastAsia="Times New Roman"/>
@@ -1879,12 +2499,19 @@
         <w:tc>
           <w:tcPr>
             <w:tcW w:type="dxa" w:w="1304"/>
+            <w:tcBorders>
+              <w:top w:val="single" w:sz="18" w:color="000000" w:space="0"/>
+              <w:bottom w:val="single" w:sz="8" w:color="000000" w:space="0"/>
+              <w:left w:val="nil"/>
+              <w:right w:val="nil"/>
+              <w:insideH w:val="nil"/>
+              <w:insideV w:val="nil"/>
+            </w:tcBorders>
           </w:tcPr>
           <w:p>
             <w:pPr>
               <w:jc w:val="center"/>
             </w:pPr>
-            <w:r/>
             <w:r>
               <w:rPr>
                 <w:rFonts w:ascii="Times New Roman" w:hAnsi="Times New Roman" w:cs="Times New Roman" w:eastAsia="Times New Roman"/>
@@ -1899,12 +2526,19 @@
         <w:tc>
           <w:tcPr>
             <w:tcW w:type="dxa" w:w="1304"/>
+            <w:tcBorders>
+              <w:top w:val="single" w:sz="18" w:color="000000" w:space="0"/>
+              <w:bottom w:val="single" w:sz="8" w:color="000000" w:space="0"/>
+              <w:left w:val="nil"/>
+              <w:right w:val="nil"/>
+              <w:insideH w:val="nil"/>
+              <w:insideV w:val="nil"/>
+            </w:tcBorders>
           </w:tcPr>
           <w:p>
             <w:pPr>
               <w:jc w:val="center"/>
             </w:pPr>
-            <w:r/>
             <w:r>
               <w:rPr>
                 <w:rFonts w:ascii="Times New Roman" w:hAnsi="Times New Roman" w:cs="Times New Roman" w:eastAsia="Times New Roman"/>
@@ -1919,12 +2553,19 @@
         <w:tc>
           <w:tcPr>
             <w:tcW w:type="dxa" w:w="1304"/>
+            <w:tcBorders>
+              <w:top w:val="single" w:sz="18" w:color="000000" w:space="0"/>
+              <w:bottom w:val="single" w:sz="8" w:color="000000" w:space="0"/>
+              <w:left w:val="nil"/>
+              <w:right w:val="nil"/>
+              <w:insideH w:val="nil"/>
+              <w:insideV w:val="nil"/>
+            </w:tcBorders>
           </w:tcPr>
           <w:p>
             <w:pPr>
               <w:jc w:val="center"/>
             </w:pPr>
-            <w:r/>
             <w:r>
               <w:rPr>
                 <w:rFonts w:ascii="Times New Roman" w:hAnsi="Times New Roman" w:cs="Times New Roman" w:eastAsia="Times New Roman"/>
@@ -1939,12 +2580,19 @@
         <w:tc>
           <w:tcPr>
             <w:tcW w:type="dxa" w:w="1304"/>
+            <w:tcBorders>
+              <w:top w:val="single" w:sz="18" w:color="000000" w:space="0"/>
+              <w:bottom w:val="single" w:sz="8" w:color="000000" w:space="0"/>
+              <w:left w:val="nil"/>
+              <w:right w:val="nil"/>
+              <w:insideH w:val="nil"/>
+              <w:insideV w:val="nil"/>
+            </w:tcBorders>
           </w:tcPr>
           <w:p>
             <w:pPr>
               <w:jc w:val="center"/>
             </w:pPr>
-            <w:r/>
             <w:r>
               <w:rPr>
                 <w:rFonts w:ascii="Times New Roman" w:hAnsi="Times New Roman" w:cs="Times New Roman" w:eastAsia="Times New Roman"/>
@@ -1959,12 +2607,19 @@
         <w:tc>
           <w:tcPr>
             <w:tcW w:type="dxa" w:w="1304"/>
+            <w:tcBorders>
+              <w:top w:val="single" w:sz="18" w:color="000000" w:space="0"/>
+              <w:bottom w:val="single" w:sz="8" w:color="000000" w:space="0"/>
+              <w:left w:val="nil"/>
+              <w:right w:val="nil"/>
+              <w:insideH w:val="nil"/>
+              <w:insideV w:val="nil"/>
+            </w:tcBorders>
           </w:tcPr>
           <w:p>
             <w:pPr>
               <w:jc w:val="center"/>
             </w:pPr>
-            <w:r/>
             <w:r>
               <w:rPr>
                 <w:rFonts w:ascii="Times New Roman" w:hAnsi="Times New Roman" w:cs="Times New Roman" w:eastAsia="Times New Roman"/>
@@ -1983,12 +2638,19 @@
         <w:tc>
           <w:tcPr>
             <w:tcW w:type="dxa" w:w="1701"/>
+            <w:tcBorders>
+              <w:top w:val="nil"/>
+              <w:bottom w:val="nil"/>
+              <w:left w:val="nil"/>
+              <w:right w:val="nil"/>
+              <w:insideH w:val="nil"/>
+              <w:insideV w:val="nil"/>
+            </w:tcBorders>
           </w:tcPr>
           <w:p>
             <w:pPr>
               <w:jc w:val="left"/>
             </w:pPr>
-            <w:r/>
             <w:r>
               <w:rPr>
                 <w:rFonts w:ascii="Times New Roman" w:hAnsi="Times New Roman" w:cs="Times New Roman" w:eastAsia="Times New Roman"/>
@@ -2003,12 +2665,19 @@
         <w:tc>
           <w:tcPr>
             <w:tcW w:type="dxa" w:w="1304"/>
+            <w:tcBorders>
+              <w:top w:val="nil"/>
+              <w:bottom w:val="nil"/>
+              <w:left w:val="nil"/>
+              <w:right w:val="nil"/>
+              <w:insideH w:val="nil"/>
+              <w:insideV w:val="nil"/>
+            </w:tcBorders>
           </w:tcPr>
           <w:p>
             <w:pPr>
               <w:jc w:val="center"/>
             </w:pPr>
-            <w:r/>
             <w:r>
               <w:rPr>
                 <w:rFonts w:ascii="Times New Roman" w:hAnsi="Times New Roman" w:cs="Times New Roman" w:eastAsia="Times New Roman"/>
@@ -2023,12 +2692,19 @@
         <w:tc>
           <w:tcPr>
             <w:tcW w:type="dxa" w:w="1304"/>
+            <w:tcBorders>
+              <w:top w:val="nil"/>
+              <w:bottom w:val="nil"/>
+              <w:left w:val="nil"/>
+              <w:right w:val="nil"/>
+              <w:insideH w:val="nil"/>
+              <w:insideV w:val="nil"/>
+            </w:tcBorders>
           </w:tcPr>
           <w:p>
             <w:pPr>
               <w:jc w:val="center"/>
             </w:pPr>
-            <w:r/>
             <w:r>
               <w:rPr>
                 <w:rFonts w:ascii="Times New Roman" w:hAnsi="Times New Roman" w:cs="Times New Roman" w:eastAsia="Times New Roman"/>
@@ -2043,12 +2719,19 @@
         <w:tc>
           <w:tcPr>
             <w:tcW w:type="dxa" w:w="1304"/>
+            <w:tcBorders>
+              <w:top w:val="nil"/>
+              <w:bottom w:val="nil"/>
+              <w:left w:val="nil"/>
+              <w:right w:val="nil"/>
+              <w:insideH w:val="nil"/>
+              <w:insideV w:val="nil"/>
+            </w:tcBorders>
           </w:tcPr>
           <w:p>
             <w:pPr>
               <w:jc w:val="center"/>
             </w:pPr>
-            <w:r/>
             <w:r>
               <w:rPr>
                 <w:rFonts w:ascii="Times New Roman" w:hAnsi="Times New Roman" w:cs="Times New Roman" w:eastAsia="Times New Roman"/>
@@ -2063,12 +2746,19 @@
         <w:tc>
           <w:tcPr>
             <w:tcW w:type="dxa" w:w="1304"/>
+            <w:tcBorders>
+              <w:top w:val="nil"/>
+              <w:bottom w:val="nil"/>
+              <w:left w:val="nil"/>
+              <w:right w:val="nil"/>
+              <w:insideH w:val="nil"/>
+              <w:insideV w:val="nil"/>
+            </w:tcBorders>
           </w:tcPr>
           <w:p>
             <w:pPr>
               <w:jc w:val="center"/>
             </w:pPr>
-            <w:r/>
             <w:r>
               <w:rPr>
                 <w:rFonts w:ascii="Times New Roman" w:hAnsi="Times New Roman" w:cs="Times New Roman" w:eastAsia="Times New Roman"/>
@@ -2083,12 +2773,19 @@
         <w:tc>
           <w:tcPr>
             <w:tcW w:type="dxa" w:w="1304"/>
+            <w:tcBorders>
+              <w:top w:val="nil"/>
+              <w:bottom w:val="nil"/>
+              <w:left w:val="nil"/>
+              <w:right w:val="nil"/>
+              <w:insideH w:val="nil"/>
+              <w:insideV w:val="nil"/>
+            </w:tcBorders>
           </w:tcPr>
           <w:p>
             <w:pPr>
               <w:jc w:val="center"/>
             </w:pPr>
-            <w:r/>
             <w:r>
               <w:rPr>
                 <w:rFonts w:ascii="Times New Roman" w:hAnsi="Times New Roman" w:cs="Times New Roman" w:eastAsia="Times New Roman"/>
@@ -2103,12 +2800,19 @@
         <w:tc>
           <w:tcPr>
             <w:tcW w:type="dxa" w:w="1304"/>
+            <w:tcBorders>
+              <w:top w:val="nil"/>
+              <w:bottom w:val="nil"/>
+              <w:left w:val="nil"/>
+              <w:right w:val="nil"/>
+              <w:insideH w:val="nil"/>
+              <w:insideV w:val="nil"/>
+            </w:tcBorders>
           </w:tcPr>
           <w:p>
             <w:pPr>
               <w:jc w:val="center"/>
             </w:pPr>
-            <w:r/>
             <w:r>
               <w:rPr>
                 <w:rFonts w:ascii="Times New Roman" w:hAnsi="Times New Roman" w:cs="Times New Roman" w:eastAsia="Times New Roman"/>
@@ -2125,12 +2829,19 @@
         <w:tc>
           <w:tcPr>
             <w:tcW w:type="dxa" w:w="1701"/>
+            <w:tcBorders>
+              <w:top w:val="nil"/>
+              <w:bottom w:val="nil"/>
+              <w:left w:val="nil"/>
+              <w:right w:val="nil"/>
+              <w:insideH w:val="nil"/>
+              <w:insideV w:val="nil"/>
+            </w:tcBorders>
           </w:tcPr>
           <w:p>
             <w:pPr>
               <w:jc w:val="left"/>
             </w:pPr>
-            <w:r/>
             <w:r>
               <w:rPr>
                 <w:rFonts w:ascii="Times New Roman" w:hAnsi="Times New Roman" w:cs="Times New Roman" w:eastAsia="Times New Roman"/>
@@ -2145,12 +2856,19 @@
         <w:tc>
           <w:tcPr>
             <w:tcW w:type="dxa" w:w="1304"/>
+            <w:tcBorders>
+              <w:top w:val="nil"/>
+              <w:bottom w:val="nil"/>
+              <w:left w:val="nil"/>
+              <w:right w:val="nil"/>
+              <w:insideH w:val="nil"/>
+              <w:insideV w:val="nil"/>
+            </w:tcBorders>
           </w:tcPr>
           <w:p>
             <w:pPr>
               <w:jc w:val="center"/>
             </w:pPr>
-            <w:r/>
             <w:r>
               <w:rPr>
                 <w:rFonts w:ascii="Times New Roman" w:hAnsi="Times New Roman" w:cs="Times New Roman" w:eastAsia="Times New Roman"/>
@@ -2165,12 +2883,19 @@
         <w:tc>
           <w:tcPr>
             <w:tcW w:type="dxa" w:w="1304"/>
+            <w:tcBorders>
+              <w:top w:val="nil"/>
+              <w:bottom w:val="nil"/>
+              <w:left w:val="nil"/>
+              <w:right w:val="nil"/>
+              <w:insideH w:val="nil"/>
+              <w:insideV w:val="nil"/>
+            </w:tcBorders>
           </w:tcPr>
           <w:p>
             <w:pPr>
               <w:jc w:val="center"/>
             </w:pPr>
-            <w:r/>
             <w:r>
               <w:rPr>
                 <w:rFonts w:ascii="Times New Roman" w:hAnsi="Times New Roman" w:cs="Times New Roman" w:eastAsia="Times New Roman"/>
@@ -2185,12 +2910,19 @@
         <w:tc>
           <w:tcPr>
             <w:tcW w:type="dxa" w:w="1304"/>
+            <w:tcBorders>
+              <w:top w:val="nil"/>
+              <w:bottom w:val="nil"/>
+              <w:left w:val="nil"/>
+              <w:right w:val="nil"/>
+              <w:insideH w:val="nil"/>
+              <w:insideV w:val="nil"/>
+            </w:tcBorders>
           </w:tcPr>
           <w:p>
             <w:pPr>
               <w:jc w:val="center"/>
             </w:pPr>
-            <w:r/>
             <w:r>
               <w:rPr>
                 <w:rFonts w:ascii="Times New Roman" w:hAnsi="Times New Roman" w:cs="Times New Roman" w:eastAsia="Times New Roman"/>
@@ -2205,12 +2937,19 @@
         <w:tc>
           <w:tcPr>
             <w:tcW w:type="dxa" w:w="1304"/>
+            <w:tcBorders>
+              <w:top w:val="nil"/>
+              <w:bottom w:val="nil"/>
+              <w:left w:val="nil"/>
+              <w:right w:val="nil"/>
+              <w:insideH w:val="nil"/>
+              <w:insideV w:val="nil"/>
+            </w:tcBorders>
           </w:tcPr>
           <w:p>
             <w:pPr>
               <w:jc w:val="center"/>
             </w:pPr>
-            <w:r/>
             <w:r>
               <w:rPr>
                 <w:rFonts w:ascii="Times New Roman" w:hAnsi="Times New Roman" w:cs="Times New Roman" w:eastAsia="Times New Roman"/>
@@ -2225,12 +2964,19 @@
         <w:tc>
           <w:tcPr>
             <w:tcW w:type="dxa" w:w="1304"/>
+            <w:tcBorders>
+              <w:top w:val="nil"/>
+              <w:bottom w:val="nil"/>
+              <w:left w:val="nil"/>
+              <w:right w:val="nil"/>
+              <w:insideH w:val="nil"/>
+              <w:insideV w:val="nil"/>
+            </w:tcBorders>
           </w:tcPr>
           <w:p>
             <w:pPr>
               <w:jc w:val="center"/>
             </w:pPr>
-            <w:r/>
             <w:r>
               <w:rPr>
                 <w:rFonts w:ascii="Times New Roman" w:hAnsi="Times New Roman" w:cs="Times New Roman" w:eastAsia="Times New Roman"/>
@@ -2245,12 +2991,19 @@
         <w:tc>
           <w:tcPr>
             <w:tcW w:type="dxa" w:w="1304"/>
+            <w:tcBorders>
+              <w:top w:val="nil"/>
+              <w:bottom w:val="nil"/>
+              <w:left w:val="nil"/>
+              <w:right w:val="nil"/>
+              <w:insideH w:val="nil"/>
+              <w:insideV w:val="nil"/>
+            </w:tcBorders>
           </w:tcPr>
           <w:p>
             <w:pPr>
               <w:jc w:val="center"/>
             </w:pPr>
-            <w:r/>
             <w:r>
               <w:rPr>
                 <w:rFonts w:ascii="Times New Roman" w:hAnsi="Times New Roman" w:cs="Times New Roman" w:eastAsia="Times New Roman"/>
@@ -2267,12 +3020,19 @@
         <w:tc>
           <w:tcPr>
             <w:tcW w:type="dxa" w:w="1701"/>
+            <w:tcBorders>
+              <w:top w:val="nil"/>
+              <w:bottom w:val="nil"/>
+              <w:left w:val="nil"/>
+              <w:right w:val="nil"/>
+              <w:insideH w:val="nil"/>
+              <w:insideV w:val="nil"/>
+            </w:tcBorders>
           </w:tcPr>
           <w:p>
             <w:pPr>
               <w:jc w:val="left"/>
             </w:pPr>
-            <w:r/>
             <w:r>
               <w:rPr>
                 <w:rFonts w:ascii="Times New Roman" w:hAnsi="Times New Roman" w:cs="Times New Roman" w:eastAsia="Times New Roman"/>
@@ -2287,12 +3047,19 @@
         <w:tc>
           <w:tcPr>
             <w:tcW w:type="dxa" w:w="1304"/>
+            <w:tcBorders>
+              <w:top w:val="nil"/>
+              <w:bottom w:val="nil"/>
+              <w:left w:val="nil"/>
+              <w:right w:val="nil"/>
+              <w:insideH w:val="nil"/>
+              <w:insideV w:val="nil"/>
+            </w:tcBorders>
           </w:tcPr>
           <w:p>
             <w:pPr>
               <w:jc w:val="center"/>
             </w:pPr>
-            <w:r/>
             <w:r>
               <w:rPr>
                 <w:rFonts w:ascii="Times New Roman" w:hAnsi="Times New Roman" w:cs="Times New Roman" w:eastAsia="Times New Roman"/>
@@ -2307,12 +3074,19 @@
         <w:tc>
           <w:tcPr>
             <w:tcW w:type="dxa" w:w="1304"/>
+            <w:tcBorders>
+              <w:top w:val="nil"/>
+              <w:bottom w:val="nil"/>
+              <w:left w:val="nil"/>
+              <w:right w:val="nil"/>
+              <w:insideH w:val="nil"/>
+              <w:insideV w:val="nil"/>
+            </w:tcBorders>
           </w:tcPr>
           <w:p>
             <w:pPr>
               <w:jc w:val="center"/>
             </w:pPr>
-            <w:r/>
             <w:r>
               <w:rPr>
                 <w:rFonts w:ascii="Times New Roman" w:hAnsi="Times New Roman" w:cs="Times New Roman" w:eastAsia="Times New Roman"/>
@@ -2327,12 +3101,19 @@
         <w:tc>
           <w:tcPr>
             <w:tcW w:type="dxa" w:w="1304"/>
+            <w:tcBorders>
+              <w:top w:val="nil"/>
+              <w:bottom w:val="nil"/>
+              <w:left w:val="nil"/>
+              <w:right w:val="nil"/>
+              <w:insideH w:val="nil"/>
+              <w:insideV w:val="nil"/>
+            </w:tcBorders>
           </w:tcPr>
           <w:p>
             <w:pPr>
               <w:jc w:val="center"/>
             </w:pPr>
-            <w:r/>
             <w:r>
               <w:rPr>
                 <w:rFonts w:ascii="Times New Roman" w:hAnsi="Times New Roman" w:cs="Times New Roman" w:eastAsia="Times New Roman"/>
@@ -2347,12 +3128,19 @@
         <w:tc>
           <w:tcPr>
             <w:tcW w:type="dxa" w:w="1304"/>
+            <w:tcBorders>
+              <w:top w:val="nil"/>
+              <w:bottom w:val="nil"/>
+              <w:left w:val="nil"/>
+              <w:right w:val="nil"/>
+              <w:insideH w:val="nil"/>
+              <w:insideV w:val="nil"/>
+            </w:tcBorders>
           </w:tcPr>
           <w:p>
             <w:pPr>
               <w:jc w:val="center"/>
             </w:pPr>
-            <w:r/>
             <w:r>
               <w:rPr>
                 <w:rFonts w:ascii="Times New Roman" w:hAnsi="Times New Roman" w:cs="Times New Roman" w:eastAsia="Times New Roman"/>
@@ -2367,12 +3155,19 @@
         <w:tc>
           <w:tcPr>
             <w:tcW w:type="dxa" w:w="1304"/>
+            <w:tcBorders>
+              <w:top w:val="nil"/>
+              <w:bottom w:val="nil"/>
+              <w:left w:val="nil"/>
+              <w:right w:val="nil"/>
+              <w:insideH w:val="nil"/>
+              <w:insideV w:val="nil"/>
+            </w:tcBorders>
           </w:tcPr>
           <w:p>
             <w:pPr>
               <w:jc w:val="center"/>
             </w:pPr>
-            <w:r/>
             <w:r>
               <w:rPr>
                 <w:rFonts w:ascii="Times New Roman" w:hAnsi="Times New Roman" w:cs="Times New Roman" w:eastAsia="Times New Roman"/>
@@ -2387,12 +3182,19 @@
         <w:tc>
           <w:tcPr>
             <w:tcW w:type="dxa" w:w="1304"/>
+            <w:tcBorders>
+              <w:top w:val="nil"/>
+              <w:bottom w:val="nil"/>
+              <w:left w:val="nil"/>
+              <w:right w:val="nil"/>
+              <w:insideH w:val="nil"/>
+              <w:insideV w:val="nil"/>
+            </w:tcBorders>
           </w:tcPr>
           <w:p>
             <w:pPr>
               <w:jc w:val="center"/>
             </w:pPr>
-            <w:r/>
             <w:r>
               <w:rPr>
                 <w:rFonts w:ascii="Times New Roman" w:hAnsi="Times New Roman" w:cs="Times New Roman" w:eastAsia="Times New Roman"/>
@@ -2409,12 +3211,19 @@
         <w:tc>
           <w:tcPr>
             <w:tcW w:type="dxa" w:w="1701"/>
+            <w:tcBorders>
+              <w:top w:val="nil"/>
+              <w:bottom w:val="nil"/>
+              <w:left w:val="nil"/>
+              <w:right w:val="nil"/>
+              <w:insideH w:val="nil"/>
+              <w:insideV w:val="nil"/>
+            </w:tcBorders>
           </w:tcPr>
           <w:p>
             <w:pPr>
               <w:jc w:val="left"/>
             </w:pPr>
-            <w:r/>
             <w:r>
               <w:rPr>
                 <w:rFonts w:ascii="Times New Roman" w:hAnsi="Times New Roman" w:cs="Times New Roman" w:eastAsia="Times New Roman"/>
@@ -2429,12 +3238,19 @@
         <w:tc>
           <w:tcPr>
             <w:tcW w:type="dxa" w:w="1304"/>
+            <w:tcBorders>
+              <w:top w:val="nil"/>
+              <w:bottom w:val="nil"/>
+              <w:left w:val="nil"/>
+              <w:right w:val="nil"/>
+              <w:insideH w:val="nil"/>
+              <w:insideV w:val="nil"/>
+            </w:tcBorders>
           </w:tcPr>
           <w:p>
             <w:pPr>
               <w:jc w:val="center"/>
             </w:pPr>
-            <w:r/>
             <w:r>
               <w:rPr>
                 <w:rFonts w:ascii="Times New Roman" w:hAnsi="Times New Roman" w:cs="Times New Roman" w:eastAsia="Times New Roman"/>
@@ -2449,12 +3265,19 @@
         <w:tc>
           <w:tcPr>
             <w:tcW w:type="dxa" w:w="1304"/>
+            <w:tcBorders>
+              <w:top w:val="nil"/>
+              <w:bottom w:val="nil"/>
+              <w:left w:val="nil"/>
+              <w:right w:val="nil"/>
+              <w:insideH w:val="nil"/>
+              <w:insideV w:val="nil"/>
+            </w:tcBorders>
           </w:tcPr>
           <w:p>
             <w:pPr>
               <w:jc w:val="center"/>
             </w:pPr>
-            <w:r/>
             <w:r>
               <w:rPr>
                 <w:rFonts w:ascii="Times New Roman" w:hAnsi="Times New Roman" w:cs="Times New Roman" w:eastAsia="Times New Roman"/>
@@ -2469,12 +3292,19 @@
         <w:tc>
           <w:tcPr>
             <w:tcW w:type="dxa" w:w="1304"/>
+            <w:tcBorders>
+              <w:top w:val="nil"/>
+              <w:bottom w:val="nil"/>
+              <w:left w:val="nil"/>
+              <w:right w:val="nil"/>
+              <w:insideH w:val="nil"/>
+              <w:insideV w:val="nil"/>
+            </w:tcBorders>
           </w:tcPr>
           <w:p>
             <w:pPr>
               <w:jc w:val="center"/>
             </w:pPr>
-            <w:r/>
             <w:r>
               <w:rPr>
                 <w:rFonts w:ascii="Times New Roman" w:hAnsi="Times New Roman" w:cs="Times New Roman" w:eastAsia="Times New Roman"/>
@@ -2489,12 +3319,19 @@
         <w:tc>
           <w:tcPr>
             <w:tcW w:type="dxa" w:w="1304"/>
+            <w:tcBorders>
+              <w:top w:val="nil"/>
+              <w:bottom w:val="nil"/>
+              <w:left w:val="nil"/>
+              <w:right w:val="nil"/>
+              <w:insideH w:val="nil"/>
+              <w:insideV w:val="nil"/>
+            </w:tcBorders>
           </w:tcPr>
           <w:p>
             <w:pPr>
               <w:jc w:val="center"/>
             </w:pPr>
-            <w:r/>
             <w:r>
               <w:rPr>
                 <w:rFonts w:ascii="Times New Roman" w:hAnsi="Times New Roman" w:cs="Times New Roman" w:eastAsia="Times New Roman"/>
@@ -2509,12 +3346,19 @@
         <w:tc>
           <w:tcPr>
             <w:tcW w:type="dxa" w:w="1304"/>
+            <w:tcBorders>
+              <w:top w:val="nil"/>
+              <w:bottom w:val="nil"/>
+              <w:left w:val="nil"/>
+              <w:right w:val="nil"/>
+              <w:insideH w:val="nil"/>
+              <w:insideV w:val="nil"/>
+            </w:tcBorders>
           </w:tcPr>
           <w:p>
             <w:pPr>
               <w:jc w:val="center"/>
             </w:pPr>
-            <w:r/>
             <w:r>
               <w:rPr>
                 <w:rFonts w:ascii="Times New Roman" w:hAnsi="Times New Roman" w:cs="Times New Roman" w:eastAsia="Times New Roman"/>
@@ -2529,12 +3373,19 @@
         <w:tc>
           <w:tcPr>
             <w:tcW w:type="dxa" w:w="1304"/>
+            <w:tcBorders>
+              <w:top w:val="nil"/>
+              <w:bottom w:val="nil"/>
+              <w:left w:val="nil"/>
+              <w:right w:val="nil"/>
+              <w:insideH w:val="nil"/>
+              <w:insideV w:val="nil"/>
+            </w:tcBorders>
           </w:tcPr>
           <w:p>
             <w:pPr>
               <w:jc w:val="center"/>
             </w:pPr>
-            <w:r/>
             <w:r>
               <w:rPr>
                 <w:rFonts w:ascii="Times New Roman" w:hAnsi="Times New Roman" w:cs="Times New Roman" w:eastAsia="Times New Roman"/>
@@ -2551,12 +3402,19 @@
         <w:tc>
           <w:tcPr>
             <w:tcW w:type="dxa" w:w="1701"/>
+            <w:tcBorders>
+              <w:top w:val="nil"/>
+              <w:bottom w:val="single" w:sz="18" w:color="000000" w:space="0"/>
+              <w:left w:val="nil"/>
+              <w:right w:val="nil"/>
+              <w:insideH w:val="nil"/>
+              <w:insideV w:val="nil"/>
+            </w:tcBorders>
           </w:tcPr>
           <w:p>
             <w:pPr>
               <w:jc w:val="left"/>
             </w:pPr>
-            <w:r/>
             <w:r>
               <w:rPr>
                 <w:rFonts w:ascii="Times New Roman" w:hAnsi="Times New Roman" w:cs="Times New Roman" w:eastAsia="Times New Roman"/>
@@ -2571,12 +3429,19 @@
         <w:tc>
           <w:tcPr>
             <w:tcW w:type="dxa" w:w="1304"/>
+            <w:tcBorders>
+              <w:top w:val="nil"/>
+              <w:bottom w:val="single" w:sz="18" w:color="000000" w:space="0"/>
+              <w:left w:val="nil"/>
+              <w:right w:val="nil"/>
+              <w:insideH w:val="nil"/>
+              <w:insideV w:val="nil"/>
+            </w:tcBorders>
           </w:tcPr>
           <w:p>
             <w:pPr>
               <w:jc w:val="center"/>
             </w:pPr>
-            <w:r/>
             <w:r>
               <w:rPr>
                 <w:rFonts w:ascii="Times New Roman" w:hAnsi="Times New Roman" w:cs="Times New Roman" w:eastAsia="Times New Roman"/>
@@ -2591,12 +3456,19 @@
         <w:tc>
           <w:tcPr>
             <w:tcW w:type="dxa" w:w="1304"/>
+            <w:tcBorders>
+              <w:top w:val="nil"/>
+              <w:bottom w:val="single" w:sz="18" w:color="000000" w:space="0"/>
+              <w:left w:val="nil"/>
+              <w:right w:val="nil"/>
+              <w:insideH w:val="nil"/>
+              <w:insideV w:val="nil"/>
+            </w:tcBorders>
           </w:tcPr>
           <w:p>
             <w:pPr>
               <w:jc w:val="center"/>
             </w:pPr>
-            <w:r/>
             <w:r>
               <w:rPr>
                 <w:rFonts w:ascii="Times New Roman" w:hAnsi="Times New Roman" w:cs="Times New Roman" w:eastAsia="Times New Roman"/>
@@ -2611,12 +3483,19 @@
         <w:tc>
           <w:tcPr>
             <w:tcW w:type="dxa" w:w="1304"/>
+            <w:tcBorders>
+              <w:top w:val="nil"/>
+              <w:bottom w:val="single" w:sz="18" w:color="000000" w:space="0"/>
+              <w:left w:val="nil"/>
+              <w:right w:val="nil"/>
+              <w:insideH w:val="nil"/>
+              <w:insideV w:val="nil"/>
+            </w:tcBorders>
           </w:tcPr>
           <w:p>
             <w:pPr>
               <w:jc w:val="center"/>
             </w:pPr>
-            <w:r/>
             <w:r>
               <w:rPr>
                 <w:rFonts w:ascii="Times New Roman" w:hAnsi="Times New Roman" w:cs="Times New Roman" w:eastAsia="Times New Roman"/>
@@ -2631,12 +3510,19 @@
         <w:tc>
           <w:tcPr>
             <w:tcW w:type="dxa" w:w="1304"/>
+            <w:tcBorders>
+              <w:top w:val="nil"/>
+              <w:bottom w:val="single" w:sz="18" w:color="000000" w:space="0"/>
+              <w:left w:val="nil"/>
+              <w:right w:val="nil"/>
+              <w:insideH w:val="nil"/>
+              <w:insideV w:val="nil"/>
+            </w:tcBorders>
           </w:tcPr>
           <w:p>
             <w:pPr>
               <w:jc w:val="center"/>
             </w:pPr>
-            <w:r/>
             <w:r>
               <w:rPr>
                 <w:rFonts w:ascii="Times New Roman" w:hAnsi="Times New Roman" w:cs="Times New Roman" w:eastAsia="Times New Roman"/>
@@ -2651,12 +3537,19 @@
         <w:tc>
           <w:tcPr>
             <w:tcW w:type="dxa" w:w="1304"/>
+            <w:tcBorders>
+              <w:top w:val="nil"/>
+              <w:bottom w:val="single" w:sz="18" w:color="000000" w:space="0"/>
+              <w:left w:val="nil"/>
+              <w:right w:val="nil"/>
+              <w:insideH w:val="nil"/>
+              <w:insideV w:val="nil"/>
+            </w:tcBorders>
           </w:tcPr>
           <w:p>
             <w:pPr>
               <w:jc w:val="center"/>
             </w:pPr>
-            <w:r/>
             <w:r>
               <w:rPr>
                 <w:rFonts w:ascii="Times New Roman" w:hAnsi="Times New Roman" w:cs="Times New Roman" w:eastAsia="Times New Roman"/>
@@ -2671,12 +3564,19 @@
         <w:tc>
           <w:tcPr>
             <w:tcW w:type="dxa" w:w="1304"/>
+            <w:tcBorders>
+              <w:top w:val="nil"/>
+              <w:bottom w:val="single" w:sz="18" w:color="000000" w:space="0"/>
+              <w:left w:val="nil"/>
+              <w:right w:val="nil"/>
+              <w:insideH w:val="nil"/>
+              <w:insideV w:val="nil"/>
+            </w:tcBorders>
           </w:tcPr>
           <w:p>
             <w:pPr>
               <w:jc w:val="center"/>
             </w:pPr>
-            <w:r/>
             <w:r>
               <w:rPr>
                 <w:rFonts w:ascii="Times New Roman" w:hAnsi="Times New Roman" w:cs="Times New Roman" w:eastAsia="Times New Roman"/>
